--- a/_site/organizacion-industrial/2023-06-15-mercado-relevante/index.docx
+++ b/_site/organizacion-industrial/2023-06-15-mercado-relevante/index.docx
@@ -44,7 +44,7 @@
         <w:t xml:space="preserve"> </w:t>
       </w:r>
     </w:p>
-    <w:bookmarkStart w:id="20" w:name="title"/>
+    <w:bookmarkStart w:id="22" w:name="title"/>
     <w:p>
       <w:pPr>
         <w:pStyle w:val="Heading1"/>
@@ -93,8 +93,8 @@
         <w:t xml:space="preserve"> </w:t>
       </w:r>
     </w:p>
-    <w:bookmarkEnd w:id="20"/>
-    <w:bookmarkStart w:id="24" w:name="author-note"/>
+    <w:bookmarkEnd w:id="22"/>
+    <w:bookmarkStart w:id="26" w:name="author-note"/>
     <w:p>
       <w:pPr>
         <w:pStyle w:val="Heading1"/>
@@ -113,15 +113,15 @@
       <w:r>
         <w:t xml:space="preserve"> </w:t>
       </w:r>
-      <w:bookmarkStart w:id="21" w:name="orchid"/>
+      <w:bookmarkStart w:id="23" w:name="orchid"/>
       <w:r>
         <w:t xml:space="preserve">Orcid ID Logo: A green circle with white letters ID</w:t>
       </w:r>
-      <w:bookmarkEnd w:id="21"/>
-      <w:r>
-        <w:t xml:space="preserve"> </w:t>
-      </w:r>
-      <w:hyperlink r:id="rId22">
+      <w:bookmarkEnd w:id="23"/>
+      <w:r>
+        <w:t xml:space="preserve"> </w:t>
+      </w:r>
+      <w:hyperlink r:id="rId24">
         <w:r>
           <w:rPr>
             <w:rStyle w:val="Hyperlink"/>
@@ -160,7 +160,7 @@
         <w:t xml:space="preserve">: </w:t>
       </w:r>
       <w:r>
-        <w:t xml:space="preserve">conceptualización y redacción</w:t>
+        <w:t xml:space="preserve">conceptualización, metodología, análisis formal, investigación, recursos, curación de datos, redacción, visualización, supervisión, y administración del proyecto</w:t>
       </w:r>
     </w:p>
     <w:p>
@@ -168,12 +168,12 @@
         <w:pStyle w:val="BodyText"/>
       </w:pPr>
       <w:r>
-        <w:t xml:space="preserve">La correspondencia relativa a este artículo debe dirigirse a Edison Achalma, Escuela Profesional de Economía, Universidad Nacional de San Cristóbal de Huamanga, Ayacucho, AYA, Perú, Email:</w:t>
-      </w:r>
-      <w:r>
-        <w:t xml:space="preserve"> </w:t>
-      </w:r>
-      <w:hyperlink r:id="rId23">
+        <w:t xml:space="preserve">La correspondencia relativa a este artículo debe dirigirse a Edison Achalma, Escuela Profesional de Economía, Universidad Nacional de San Cristóbal de Huamanga, Portal Independencia N° 57, Ayacucho, AYA 5001, Perú, Email:</w:t>
+      </w:r>
+      <w:r>
+        <w:t xml:space="preserve"> </w:t>
+      </w:r>
+      <w:hyperlink r:id="rId25">
         <w:r>
           <w:rPr>
             <w:rStyle w:val="Hyperlink"/>
@@ -187,8 +187,8 @@
         <w:br w:type="page"/>
       </w:r>
     </w:p>
-    <w:bookmarkEnd w:id="24"/>
-    <w:bookmarkStart w:id="25" w:name="abstract"/>
+    <w:bookmarkEnd w:id="26"/>
+    <w:bookmarkStart w:id="27" w:name="abstract"/>
     <w:p>
       <w:pPr>
         <w:pStyle w:val="Heading1"/>
@@ -225,8 +225,8 @@
         <w:br w:type="page"/>
       </w:r>
     </w:p>
-    <w:bookmarkEnd w:id="25"/>
-    <w:bookmarkStart w:id="26" w:name="firstheader"/>
+    <w:bookmarkEnd w:id="27"/>
+    <w:bookmarkStart w:id="28" w:name="firstheader"/>
     <w:p>
       <w:pPr>
         <w:pStyle w:val="Heading1"/>
@@ -235,8 +235,8 @@
         <w:t xml:space="preserve">Definición de mercado relevante</w:t>
       </w:r>
     </w:p>
-    <w:bookmarkEnd w:id="26"/>
-    <w:bookmarkStart w:id="30" w:name="sistema-económio-y-mercado"/>
+    <w:bookmarkEnd w:id="28"/>
+    <w:bookmarkStart w:id="32" w:name="sistema-económio-y-mercado"/>
     <w:p>
       <w:pPr>
         <w:pStyle w:val="Heading1"/>
@@ -245,7 +245,7 @@
         <w:t xml:space="preserve">1. Sistema económio y mercado</w:t>
       </w:r>
     </w:p>
-    <w:bookmarkStart w:id="27" w:name="sistema-económico"/>
+    <w:bookmarkStart w:id="29" w:name="sistema-económico"/>
     <w:p>
       <w:pPr>
         <w:pStyle w:val="Heading2"/>
@@ -262,8 +262,8 @@
         <w:t xml:space="preserve">El sistema económico se refiere a la forma en que se organiza y dirige la actividad económica de un país, abarcando aspectos sociales, políticos, económicos y jurídicos. Define cómo se producirán y distribuirán los bienes y servicios, así como la asignación de los recursos escasos para su producción. Además, incluye la organización política, la regulación e intervención del estado, y el marco jurídico que rige las transacciones económicas.</w:t>
       </w:r>
     </w:p>
-    <w:bookmarkEnd w:id="27"/>
-    <w:bookmarkStart w:id="28" w:name="Xf53c750ba6bf33dcc2c8799960973535dd7d80c"/>
+    <w:bookmarkEnd w:id="29"/>
+    <w:bookmarkStart w:id="30" w:name="Xf53c750ba6bf33dcc2c8799960973535dd7d80c"/>
     <w:p>
       <w:pPr>
         <w:pStyle w:val="Heading2"/>
@@ -312,8 +312,8 @@
         <w:t xml:space="preserve">Es importante destacar que existen diversos tipos de sistemas económicos, y la economía de mercado es solo uno de ellos. Otros sistemas económicos, como el socialismo o el capitalismo de Estado, presentan diferentes características y formas de organización de la actividad económica.</w:t>
       </w:r>
     </w:p>
-    <w:bookmarkEnd w:id="28"/>
-    <w:bookmarkStart w:id="29" w:name="X3eacde977c5a5acf23d1038645e2f1429d6f9df"/>
+    <w:bookmarkEnd w:id="30"/>
+    <w:bookmarkStart w:id="31" w:name="X3eacde977c5a5acf23d1038645e2f1429d6f9df"/>
     <w:p>
       <w:pPr>
         <w:pStyle w:val="Heading2"/>
@@ -556,9 +556,9 @@
         <w:t xml:space="preserve">Esta tabla compara las características de la economía de mercado y la economía planificada. La economía de mercado se basa en la propiedad privada de los medios de producción y empresas, la libertad de elección de bienes y materiales, la competencia en el mercado, la determinación del precio por oferta y demanda, y la especialización y opciones de empleo determinadas por los individuos. En contraste, en una economía planificada, los medios de producción y empresas son propiedad del Estado, el Estado impone las elecciones de bienes y materiales, no hay competencia, el Estado controla la producción y distribución, y la especialización y empleo son determinados por el Estado.</w:t>
       </w:r>
     </w:p>
-    <w:bookmarkEnd w:id="29"/>
-    <w:bookmarkEnd w:id="30"/>
-    <w:bookmarkStart w:id="33" w:name="mercados-y-precios"/>
+    <w:bookmarkEnd w:id="31"/>
+    <w:bookmarkEnd w:id="32"/>
+    <w:bookmarkStart w:id="35" w:name="mercados-y-precios"/>
     <w:p>
       <w:pPr>
         <w:pStyle w:val="Heading1"/>
@@ -567,7 +567,7 @@
         <w:t xml:space="preserve">2. Mercados y Precios</w:t>
       </w:r>
     </w:p>
-    <w:bookmarkStart w:id="31" w:name="mercado-estructura-y-determinación"/>
+    <w:bookmarkStart w:id="33" w:name="mercado-estructura-y-determinación"/>
     <w:p>
       <w:pPr>
         <w:pStyle w:val="Heading2"/>
@@ -584,8 +584,8 @@
         <w:t xml:space="preserve">El mercado es el espacio donde se llevan a cabo las transacciones comerciales de bienes y servicios. Su estructura puede variar según la competencia presente en el mercado. En el caso de un mercado perfectamente competitivo, existen numerosos compradores y vendedores, y ninguno de ellos tiene el poder de influir en los precios. En cambio, en un mercado imperfecto, la estructura puede ser monopolística, oligopólica o de otro tipo, lo que implica que algunos participantes tienen cierto grado de poder para influir en los precios.</w:t>
       </w:r>
     </w:p>
-    <w:bookmarkEnd w:id="31"/>
-    <w:bookmarkStart w:id="32" w:name="precios-el-lenguaje-de-los-mercados"/>
+    <w:bookmarkEnd w:id="33"/>
+    <w:bookmarkStart w:id="34" w:name="precios-el-lenguaje-de-los-mercados"/>
     <w:p>
       <w:pPr>
         <w:pStyle w:val="Heading2"/>
@@ -602,9 +602,9 @@
         <w:t xml:space="preserve">Los precios desempeñan un papel crucial en los mercados, ya que actúan como un lenguaje que comunica información sobre la oferta y la demanda de bienes y servicios. Son determinados por la interacción de los compradores y vendedores en el mercado, teniendo en cuenta factores como la oferta, la demanda, los costos de producción y la competencia. En un mercado perfectamente competitivo, los precios se establecen en equilibrio, donde la oferta y la demanda se igualan. Por otro lado, en un mercado imperfecto, como un monopolio, el precio lo determina el productor o la empresa dominante.</w:t>
       </w:r>
     </w:p>
-    <w:bookmarkEnd w:id="32"/>
-    <w:bookmarkEnd w:id="33"/>
-    <w:bookmarkStart w:id="37" w:name="Xc94796458d110d5ecd8ad519a8504781f193713"/>
+    <w:bookmarkEnd w:id="34"/>
+    <w:bookmarkEnd w:id="35"/>
+    <w:bookmarkStart w:id="39" w:name="Xc94796458d110d5ecd8ad519a8504781f193713"/>
     <w:p>
       <w:pPr>
         <w:pStyle w:val="Heading1"/>
@@ -621,7 +621,7 @@
         <w:t xml:space="preserve">La competencia desempeña un papel fundamental en el buen funcionamiento del sistema económico de mercado. Cuando existe competencia, los productores se ven obligados a mejorar la calidad de sus productos, reducir los precios y buscar la eficiencia en la producción. Esto beneficia a los consumidores, ya que tienen acceso a una mayor variedad de bienes y servicios a precios competitivos. Además, la competencia estimula la innovación y el progreso económico en general.</w:t>
       </w:r>
     </w:p>
-    <w:bookmarkStart w:id="34" w:name="derecho-de-la-competencia"/>
+    <w:bookmarkStart w:id="36" w:name="derecho-de-la-competencia"/>
     <w:p>
       <w:pPr>
         <w:pStyle w:val="Heading2"/>
@@ -638,8 +638,8 @@
         <w:t xml:space="preserve">El Derecho de la Competencia es un conjunto de normas jurídicas que tiene como objetivo regular el poder actual o potencial de las empresas en un mercado específico, en beneficio del interés público. Su propósito es prevenir prácticas restrictivas de la competencia y regular la adquisición de posiciones de dominio en el mercado.</w:t>
       </w:r>
     </w:p>
-    <w:bookmarkEnd w:id="34"/>
-    <w:bookmarkStart w:id="35" w:name="objetivos-del-derecho-de-competencia"/>
+    <w:bookmarkEnd w:id="36"/>
+    <w:bookmarkStart w:id="37" w:name="objetivos-del-derecho-de-competencia"/>
     <w:p>
       <w:pPr>
         <w:pStyle w:val="Heading2"/>
@@ -712,8 +712,8 @@
         <w:t xml:space="preserve">La Ley Federal de Competencia Económica en EE.UU., en su artículo 2, establece el objetivo de promover, proteger y garantizar la libre concurrencia y la competencia económica, así como prevenir y eliminar prácticas monopólicas, concentraciones ilícitas y restricciones al funcionamiento eficiente de los mercados.</w:t>
       </w:r>
     </w:p>
-    <w:bookmarkEnd w:id="35"/>
-    <w:bookmarkStart w:id="36" w:name="beneficios-de-la-competencia"/>
+    <w:bookmarkEnd w:id="37"/>
+    <w:bookmarkStart w:id="38" w:name="beneficios-de-la-competencia"/>
     <w:p>
       <w:pPr>
         <w:pStyle w:val="Heading2"/>
@@ -778,9 +778,9 @@
         <w:t xml:space="preserve">Sistema descentralizado de precios, que dirige la actividad económica hacia un mayor bienestar de la sociedad al reflejar la oferta y la demanda.</w:t>
       </w:r>
     </w:p>
-    <w:bookmarkEnd w:id="36"/>
-    <w:bookmarkEnd w:id="37"/>
-    <w:bookmarkStart w:id="41" w:name="X5537e9f43d2c06039f514f62cdb598c4b7fc5e2"/>
+    <w:bookmarkEnd w:id="38"/>
+    <w:bookmarkEnd w:id="39"/>
+    <w:bookmarkStart w:id="43" w:name="X5537e9f43d2c06039f514f62cdb598c4b7fc5e2"/>
     <w:p>
       <w:pPr>
         <w:pStyle w:val="Heading1"/>
@@ -789,7 +789,7 @@
         <w:t xml:space="preserve">4. Definición y Características del Mercado Relevante</w:t>
       </w:r>
     </w:p>
-    <w:bookmarkStart w:id="38" w:name="mercado-relevante"/>
+    <w:bookmarkStart w:id="40" w:name="mercado-relevante"/>
     <w:p>
       <w:pPr>
         <w:pStyle w:val="Heading2"/>
@@ -806,8 +806,8 @@
         <w:t xml:space="preserve">El mercado relevante se refiere a aquel mercado en el cual los bienes y servicios, considerando su estructura de mercado, son sustitutos o razonablemente intercambiables en función de los fines para los cuales fueron creados. Tanto desde la perspectiva del consumidor como del productor, se considera que estos bienes y servicios son intercambiables. Es decir, los consumidores los ven como productos sustitutos y los productores los consideran intercambiables.</w:t>
       </w:r>
     </w:p>
-    <w:bookmarkEnd w:id="38"/>
-    <w:bookmarkStart w:id="39" w:name="características-del-mercado-relevante"/>
+    <w:bookmarkEnd w:id="40"/>
+    <w:bookmarkStart w:id="41" w:name="características-del-mercado-relevante"/>
     <w:p>
       <w:pPr>
         <w:pStyle w:val="Heading2"/>
@@ -977,8 +977,8 @@
         </m:r>
       </m:oMath>
     </w:p>
-    <w:bookmarkEnd w:id="39"/>
-    <w:bookmarkStart w:id="40" w:name="pasos-para-definir-un-mercado-relevante"/>
+    <w:bookmarkEnd w:id="41"/>
+    <w:bookmarkStart w:id="42" w:name="pasos-para-definir-un-mercado-relevante"/>
     <w:p>
       <w:pPr>
         <w:pStyle w:val="Heading2"/>
@@ -1092,9 +1092,9 @@
         <w:t xml:space="preserve">Se evalúa la disponibilidad geográfica de los productos, la posibilidad de adquirirlos en el tiempo necesario para satisfacer una necesidad y su accesibilidad para los demandantes.</w:t>
       </w:r>
     </w:p>
-    <w:bookmarkEnd w:id="40"/>
-    <w:bookmarkEnd w:id="41"/>
-    <w:bookmarkStart w:id="82" w:name="X00279dfaea1b0411bc1ca65c1b317d0a3a4bbaf"/>
+    <w:bookmarkEnd w:id="42"/>
+    <w:bookmarkEnd w:id="43"/>
+    <w:bookmarkStart w:id="84" w:name="X00279dfaea1b0411bc1ca65c1b317d0a3a4bbaf"/>
     <w:p>
       <w:pPr>
         <w:pStyle w:val="Heading1"/>
@@ -1103,7 +1103,7 @@
         <w:t xml:space="preserve">5. Mercado de Producto y Mercado Geográfico Relevante</w:t>
       </w:r>
     </w:p>
-    <w:bookmarkStart w:id="42" w:name="mercado-de-producto-relevante"/>
+    <w:bookmarkStart w:id="44" w:name="mercado-de-producto-relevante"/>
     <w:p>
       <w:pPr>
         <w:pStyle w:val="Heading2"/>
@@ -1136,8 +1136,8 @@
         <w:t xml:space="preserve">En ambos casos, la presencia de un bien sustituto en el mercado restringe la capacidad de la empresa que ofrece el bien original para aumentar los precios, ya que los consumidores y las empresas tienen opciones alternativas disponibles.</w:t>
       </w:r>
     </w:p>
-    <w:bookmarkEnd w:id="42"/>
-    <w:bookmarkStart w:id="47" w:name="elasticidades"/>
+    <w:bookmarkEnd w:id="44"/>
+    <w:bookmarkStart w:id="49" w:name="elasticidades"/>
     <w:p>
       <w:pPr>
         <w:pStyle w:val="Heading2"/>
@@ -1146,7 +1146,7 @@
         <w:t xml:space="preserve">5.2 Elasticidades</w:t>
       </w:r>
     </w:p>
-    <w:bookmarkStart w:id="43" w:name="elasticidad-precio-de-la-demanda"/>
+    <w:bookmarkStart w:id="45" w:name="elasticidad-precio-de-la-demanda"/>
     <w:p>
       <w:pPr>
         <w:pStyle w:val="Heading3"/>
@@ -1163,8 +1163,8 @@
         <w:t xml:space="preserve">Para concocer un mercado relevante</w:t>
       </w:r>
     </w:p>
-    <w:bookmarkEnd w:id="43"/>
-    <w:bookmarkStart w:id="46" w:name="elasticida-cruzada-de-la-demanda"/>
+    <w:bookmarkEnd w:id="45"/>
+    <w:bookmarkStart w:id="48" w:name="elasticida-cruzada-de-la-demanda"/>
     <w:p>
       <w:pPr>
         <w:pStyle w:val="Heading3"/>
@@ -1185,7 +1185,7 @@
       <w:pPr>
         <w:pStyle w:val="BodyText"/>
       </w:pPr>
-      <w:bookmarkStart w:id="44" w:name="eq-1"/>
+      <w:bookmarkStart w:id="46" w:name="eq-1"/>
       <m:oMathPara>
         <m:oMathParaPr>
           <m:jc m:val="center"/>
@@ -1284,28 +1284,30 @@
           <m:r>
             <m:t>  </m:t>
           </m:r>
-          <m:d>
-            <m:dPr>
-              <m:begChr m:val="("/>
-              <m:sepChr m:val=""/>
-              <m:endChr m:val=")"/>
-              <m:grow/>
-            </m:dPr>
-            <m:e>
-              <m:r>
-                <m:t>1</m:t>
-              </m:r>
-            </m:e>
-          </m:d>
+          <m:r>
+            <m:rPr>
+              <m:sty m:val="p"/>
+            </m:rPr>
+            <m:t>(</m:t>
+          </m:r>
+          <m:r>
+            <m:t>1</m:t>
+          </m:r>
+          <m:r>
+            <m:rPr>
+              <m:sty m:val="p"/>
+            </m:rPr>
+            <m:t>)</m:t>
+          </m:r>
         </m:oMath>
       </m:oMathPara>
-      <w:bookmarkEnd w:id="44"/>
+      <w:bookmarkEnd w:id="46"/>
     </w:p>
     <w:p>
       <w:pPr>
         <w:pStyle w:val="FirstParagraph"/>
       </w:pPr>
-      <w:bookmarkStart w:id="45" w:name="eq-2"/>
+      <w:bookmarkStart w:id="47" w:name="eq-2"/>
       <m:oMathPara>
         <m:oMathParaPr>
           <m:jc m:val="center"/>
@@ -1352,6 +1354,9 @@
                 </m:fPr>
                 <m:num>
                   <m:r>
+                    <m:rPr>
+                      <m:sty m:val="p"/>
+                    </m:rPr>
                     <m:t>Δ</m:t>
                   </m:r>
                   <m:r>
@@ -1372,6 +1377,9 @@
                 </m:fPr>
                 <m:num>
                   <m:r>
+                    <m:rPr>
+                      <m:sty m:val="p"/>
+                    </m:rPr>
                     <m:t>Δ</m:t>
                   </m:r>
                   <m:sSub>
@@ -1407,22 +1415,24 @@
           <m:r>
             <m:t>  </m:t>
           </m:r>
-          <m:d>
-            <m:dPr>
-              <m:begChr m:val="("/>
-              <m:sepChr m:val=""/>
-              <m:endChr m:val=")"/>
-              <m:grow/>
-            </m:dPr>
-            <m:e>
-              <m:r>
-                <m:t>2</m:t>
-              </m:r>
-            </m:e>
-          </m:d>
+          <m:r>
+            <m:rPr>
+              <m:sty m:val="p"/>
+            </m:rPr>
+            <m:t>(</m:t>
+          </m:r>
+          <m:r>
+            <m:t>2</m:t>
+          </m:r>
+          <m:r>
+            <m:rPr>
+              <m:sty m:val="p"/>
+            </m:rPr>
+            <m:t>)</m:t>
+          </m:r>
         </m:oMath>
       </m:oMathPara>
-      <w:bookmarkEnd w:id="45"/>
+      <w:bookmarkEnd w:id="47"/>
     </w:p>
     <w:p>
       <w:pPr>
@@ -1604,9 +1614,9 @@
         <w:t xml:space="preserve">La elasticidad precio de la demanda nos ayuda a comprender cómo los consumidores reaccionan a los cambios en los precios y cómo se relacionan los diferentes bienes en el mercado. Esto es crucial para identificar sustitutos cercanos y definir un mercado relevante.</w:t>
       </w:r>
     </w:p>
-    <w:bookmarkEnd w:id="46"/>
-    <w:bookmarkEnd w:id="47"/>
-    <w:bookmarkStart w:id="51" w:name="Xa708eadbd54526e9a09fec7a61e37064b05ee81"/>
+    <w:bookmarkEnd w:id="48"/>
+    <w:bookmarkEnd w:id="49"/>
+    <w:bookmarkStart w:id="53" w:name="Xa708eadbd54526e9a09fec7a61e37064b05ee81"/>
     <w:p>
       <w:pPr>
         <w:pStyle w:val="Heading2"/>
@@ -1631,7 +1641,7 @@
         <w:t xml:space="preserve">El análisis de la posición de poder de un monopolista es fundamental para evaluar la competencia y el funcionamiento eficiente del mercado. Los lineamientos de fusiones (Merger Guidelines) se utilizan para evaluar fusiones y adquisiciones empresariales, asegurándose de que no se genere una concentración excesiva de poder en el mercado y que no se perjudique la competencia y el bienestar del consumidor.</w:t>
       </w:r>
     </w:p>
-    <w:bookmarkStart w:id="48" w:name="X5290f3bc521d3fcc664d7dfb31d8f2e2c763ad3"/>
+    <w:bookmarkStart w:id="50" w:name="X5290f3bc521d3fcc664d7dfb31d8f2e2c763ad3"/>
     <w:p>
       <w:pPr>
         <w:pStyle w:val="Heading3"/>
@@ -1752,8 +1762,8 @@
         <w:t xml:space="preserve">El proceso se repite hasta que no existan productos sustitutos adicionales. Se evalúa cada vez si el monopolista puede incrementar el precio de los bienes de manera rentable y se determina si pertenecen al mismo mercado relevante.</w:t>
       </w:r>
     </w:p>
-    <w:bookmarkEnd w:id="48"/>
-    <w:bookmarkStart w:id="49" w:name="X0b92af972aa78b46e8d8f9a1d59f23b6237d6aa"/>
+    <w:bookmarkEnd w:id="50"/>
+    <w:bookmarkStart w:id="51" w:name="X0b92af972aa78b46e8d8f9a1d59f23b6237d6aa"/>
     <w:p>
       <w:pPr>
         <w:pStyle w:val="Heading3"/>
@@ -1813,8 +1823,8 @@
         <w:t xml:space="preserve">Se repite el proceso hasta conocer que ya no hay productos sustitutos.</w:t>
       </w:r>
     </w:p>
-    <w:bookmarkEnd w:id="49"/>
-    <w:bookmarkStart w:id="50" w:name="X412490195fdfc0e8d41dbe3add64c2d40b204c6"/>
+    <w:bookmarkEnd w:id="51"/>
+    <w:bookmarkStart w:id="52" w:name="X412490195fdfc0e8d41dbe3add64c2d40b204c6"/>
     <w:p>
       <w:pPr>
         <w:pStyle w:val="Heading3"/>
@@ -2165,6 +2175,9 @@
       </w:r>
       <m:oMath>
         <m:r>
+          <m:rPr>
+            <m:sty m:val="p"/>
+          </m:rPr>
           <m:t>Δ</m:t>
         </m:r>
         <m:sSub>
@@ -3077,9 +3090,9 @@
         <w:pStyle w:val="BodyText"/>
       </w:pPr>
     </w:p>
-    <w:bookmarkEnd w:id="50"/>
-    <w:bookmarkEnd w:id="51"/>
-    <w:bookmarkStart w:id="66" w:name="Xdfd8f9ca92d13932afc4ba0f2cc4e0ff46f980e"/>
+    <w:bookmarkEnd w:id="52"/>
+    <w:bookmarkEnd w:id="53"/>
+    <w:bookmarkStart w:id="68" w:name="Xdfd8f9ca92d13932afc4ba0f2cc4e0ff46f980e"/>
     <w:p>
       <w:pPr>
         <w:pStyle w:val="Heading2"/>
@@ -3201,7 +3214,7 @@
       <w:pPr>
         <w:pStyle w:val="BodyText"/>
       </w:pPr>
-      <w:bookmarkStart w:id="52" w:name="eq-3"/>
+      <w:bookmarkStart w:id="54" w:name="eq-3"/>
       <m:oMathPara>
         <m:oMathParaPr>
           <m:jc m:val="center"/>
@@ -3280,22 +3293,24 @@
           <m:r>
             <m:t>  </m:t>
           </m:r>
-          <m:d>
-            <m:dPr>
-              <m:begChr m:val="("/>
-              <m:sepChr m:val=""/>
-              <m:endChr m:val=")"/>
-              <m:grow/>
-            </m:dPr>
-            <m:e>
-              <m:r>
-                <m:t>3</m:t>
-              </m:r>
-            </m:e>
-          </m:d>
+          <m:r>
+            <m:rPr>
+              <m:sty m:val="p"/>
+            </m:rPr>
+            <m:t>(</m:t>
+          </m:r>
+          <m:r>
+            <m:t>3</m:t>
+          </m:r>
+          <m:r>
+            <m:rPr>
+              <m:sty m:val="p"/>
+            </m:rPr>
+            <m:t>)</m:t>
+          </m:r>
         </m:oMath>
       </m:oMathPara>
-      <w:bookmarkEnd w:id="52"/>
+      <w:bookmarkEnd w:id="54"/>
     </w:p>
     <w:p>
       <w:pPr>
@@ -3394,7 +3409,7 @@
       <w:pPr>
         <w:pStyle w:val="BodyText"/>
       </w:pPr>
-      <w:bookmarkStart w:id="53" w:name="eq-4"/>
+      <w:bookmarkStart w:id="55" w:name="eq-4"/>
       <m:oMathPara>
         <m:oMathParaPr>
           <m:jc m:val="center"/>
@@ -3473,22 +3488,24 @@
           <m:r>
             <m:t>  </m:t>
           </m:r>
-          <m:d>
-            <m:dPr>
-              <m:begChr m:val="("/>
-              <m:sepChr m:val=""/>
-              <m:endChr m:val=")"/>
-              <m:grow/>
-            </m:dPr>
-            <m:e>
-              <m:r>
-                <m:t>4</m:t>
-              </m:r>
-            </m:e>
-          </m:d>
+          <m:r>
+            <m:rPr>
+              <m:sty m:val="p"/>
+            </m:rPr>
+            <m:t>(</m:t>
+          </m:r>
+          <m:r>
+            <m:t>4</m:t>
+          </m:r>
+          <m:r>
+            <m:rPr>
+              <m:sty m:val="p"/>
+            </m:rPr>
+            <m:t>)</m:t>
+          </m:r>
         </m:oMath>
       </m:oMathPara>
-      <w:bookmarkEnd w:id="53"/>
+      <w:bookmarkEnd w:id="55"/>
     </w:p>
     <w:p>
       <w:pPr>
@@ -3587,7 +3604,7 @@
       <w:pPr>
         <w:pStyle w:val="BodyText"/>
       </w:pPr>
-      <w:bookmarkStart w:id="54" w:name="eq-5"/>
+      <w:bookmarkStart w:id="56" w:name="eq-5"/>
       <m:oMathPara>
         <m:oMathParaPr>
           <m:jc m:val="center"/>
@@ -3666,22 +3683,24 @@
           <m:r>
             <m:t>  </m:t>
           </m:r>
-          <m:d>
-            <m:dPr>
-              <m:begChr m:val="("/>
-              <m:sepChr m:val=""/>
-              <m:endChr m:val=")"/>
-              <m:grow/>
-            </m:dPr>
-            <m:e>
-              <m:r>
-                <m:t>5</m:t>
-              </m:r>
-            </m:e>
-          </m:d>
+          <m:r>
+            <m:rPr>
+              <m:sty m:val="p"/>
+            </m:rPr>
+            <m:t>(</m:t>
+          </m:r>
+          <m:r>
+            <m:t>5</m:t>
+          </m:r>
+          <m:r>
+            <m:rPr>
+              <m:sty m:val="p"/>
+            </m:rPr>
+            <m:t>)</m:t>
+          </m:r>
         </m:oMath>
       </m:oMathPara>
-      <w:bookmarkEnd w:id="54"/>
+      <w:bookmarkEnd w:id="56"/>
     </w:p>
     <w:p>
       <w:pPr>
@@ -3775,7 +3794,7 @@
       <w:pPr>
         <w:pStyle w:val="BodyText"/>
       </w:pPr>
-      <w:bookmarkStart w:id="55" w:name="eq-6"/>
+      <w:bookmarkStart w:id="57" w:name="eq-6"/>
       <m:oMathPara>
         <m:oMathParaPr>
           <m:jc m:val="center"/>
@@ -4006,22 +4025,24 @@
           <m:r>
             <m:t>  </m:t>
           </m:r>
-          <m:d>
-            <m:dPr>
-              <m:begChr m:val="("/>
-              <m:sepChr m:val=""/>
-              <m:endChr m:val=")"/>
-              <m:grow/>
-            </m:dPr>
-            <m:e>
-              <m:r>
-                <m:t>6</m:t>
-              </m:r>
-            </m:e>
-          </m:d>
+          <m:r>
+            <m:rPr>
+              <m:sty m:val="p"/>
+            </m:rPr>
+            <m:t>(</m:t>
+          </m:r>
+          <m:r>
+            <m:t>6</m:t>
+          </m:r>
+          <m:r>
+            <m:rPr>
+              <m:sty m:val="p"/>
+            </m:rPr>
+            <m:t>)</m:t>
+          </m:r>
         </m:oMath>
       </m:oMathPara>
-      <w:bookmarkEnd w:id="55"/>
+      <w:bookmarkEnd w:id="57"/>
     </w:p>
     <w:p>
       <w:pPr>
@@ -4167,7 +4188,7 @@
       <w:pPr>
         <w:pStyle w:val="BodyText"/>
       </w:pPr>
-      <w:bookmarkStart w:id="56" w:name="eq-7"/>
+      <w:bookmarkStart w:id="58" w:name="eq-7"/>
       <m:oMathPara>
         <m:oMathParaPr>
           <m:jc m:val="center"/>
@@ -4275,22 +4296,24 @@
           <m:r>
             <m:t>  </m:t>
           </m:r>
-          <m:d>
-            <m:dPr>
-              <m:begChr m:val="("/>
-              <m:sepChr m:val=""/>
-              <m:endChr m:val=")"/>
-              <m:grow/>
-            </m:dPr>
-            <m:e>
-              <m:r>
-                <m:t>7</m:t>
-              </m:r>
-            </m:e>
-          </m:d>
+          <m:r>
+            <m:rPr>
+              <m:sty m:val="p"/>
+            </m:rPr>
+            <m:t>(</m:t>
+          </m:r>
+          <m:r>
+            <m:t>7</m:t>
+          </m:r>
+          <m:r>
+            <m:rPr>
+              <m:sty m:val="p"/>
+            </m:rPr>
+            <m:t>)</m:t>
+          </m:r>
         </m:oMath>
       </m:oMathPara>
-      <w:bookmarkEnd w:id="56"/>
+      <w:bookmarkEnd w:id="58"/>
     </w:p>
     <w:p>
       <w:pPr>
@@ -4335,7 +4358,7 @@
       <w:pPr>
         <w:pStyle w:val="BodyText"/>
       </w:pPr>
-      <w:bookmarkStart w:id="57" w:name="eq-8"/>
+      <w:bookmarkStart w:id="59" w:name="eq-8"/>
       <m:oMathPara>
         <m:oMathParaPr>
           <m:jc m:val="center"/>
@@ -4656,22 +4679,24 @@
           <m:r>
             <m:t>  </m:t>
           </m:r>
-          <m:d>
-            <m:dPr>
-              <m:begChr m:val="("/>
-              <m:sepChr m:val=""/>
-              <m:endChr m:val=")"/>
-              <m:grow/>
-            </m:dPr>
-            <m:e>
-              <m:r>
-                <m:t>8</m:t>
-              </m:r>
-            </m:e>
-          </m:d>
+          <m:r>
+            <m:rPr>
+              <m:sty m:val="p"/>
+            </m:rPr>
+            <m:t>(</m:t>
+          </m:r>
+          <m:r>
+            <m:t>8</m:t>
+          </m:r>
+          <m:r>
+            <m:rPr>
+              <m:sty m:val="p"/>
+            </m:rPr>
+            <m:t>)</m:t>
+          </m:r>
         </m:oMath>
       </m:oMathPara>
-      <w:bookmarkEnd w:id="57"/>
+      <w:bookmarkEnd w:id="59"/>
     </w:p>
     <w:p>
       <w:pPr>
@@ -4807,7 +4832,7 @@
       <w:pPr>
         <w:pStyle w:val="BodyText"/>
       </w:pPr>
-      <w:bookmarkStart w:id="58" w:name="eq-9"/>
+      <w:bookmarkStart w:id="60" w:name="eq-9"/>
       <m:oMathPara>
         <m:oMathParaPr>
           <m:jc m:val="center"/>
@@ -5214,22 +5239,24 @@
           <m:r>
             <m:t>  </m:t>
           </m:r>
-          <m:d>
-            <m:dPr>
-              <m:begChr m:val="("/>
-              <m:sepChr m:val=""/>
-              <m:endChr m:val=")"/>
-              <m:grow/>
-            </m:dPr>
-            <m:e>
-              <m:r>
-                <m:t>9</m:t>
-              </m:r>
-            </m:e>
-          </m:d>
+          <m:r>
+            <m:rPr>
+              <m:sty m:val="p"/>
+            </m:rPr>
+            <m:t>(</m:t>
+          </m:r>
+          <m:r>
+            <m:t>9</m:t>
+          </m:r>
+          <m:r>
+            <m:rPr>
+              <m:sty m:val="p"/>
+            </m:rPr>
+            <m:t>)</m:t>
+          </m:r>
         </m:oMath>
       </m:oMathPara>
-      <w:bookmarkEnd w:id="58"/>
+      <w:bookmarkEnd w:id="60"/>
     </w:p>
     <w:p>
       <w:pPr>
@@ -5285,7 +5312,7 @@
       <w:pPr>
         <w:pStyle w:val="BodyText"/>
       </w:pPr>
-      <w:bookmarkStart w:id="59" w:name="eq-10"/>
+      <w:bookmarkStart w:id="61" w:name="eq-10"/>
       <m:oMathPara>
         <m:oMathParaPr>
           <m:jc m:val="center"/>
@@ -5744,22 +5771,24 @@
           <m:r>
             <m:t>  </m:t>
           </m:r>
-          <m:d>
-            <m:dPr>
-              <m:begChr m:val="("/>
-              <m:sepChr m:val=""/>
-              <m:endChr m:val=")"/>
-              <m:grow/>
-            </m:dPr>
-            <m:e>
-              <m:r>
-                <m:t>10</m:t>
-              </m:r>
-            </m:e>
-          </m:d>
+          <m:r>
+            <m:rPr>
+              <m:sty m:val="p"/>
+            </m:rPr>
+            <m:t>(</m:t>
+          </m:r>
+          <m:r>
+            <m:t>10</m:t>
+          </m:r>
+          <m:r>
+            <m:rPr>
+              <m:sty m:val="p"/>
+            </m:rPr>
+            <m:t>)</m:t>
+          </m:r>
         </m:oMath>
       </m:oMathPara>
-      <w:bookmarkEnd w:id="59"/>
+      <w:bookmarkEnd w:id="61"/>
     </w:p>
     <w:p>
       <w:pPr>
@@ -5858,7 +5887,7 @@
       <w:pPr>
         <w:pStyle w:val="BodyText"/>
       </w:pPr>
-      <w:bookmarkStart w:id="60" w:name="eq-11"/>
+      <w:bookmarkStart w:id="62" w:name="eq-11"/>
       <m:oMathPara>
         <m:oMathParaPr>
           <m:jc m:val="center"/>
@@ -6340,22 +6369,24 @@
           <m:r>
             <m:t>  </m:t>
           </m:r>
-          <m:d>
-            <m:dPr>
-              <m:begChr m:val="("/>
-              <m:sepChr m:val=""/>
-              <m:endChr m:val=")"/>
-              <m:grow/>
-            </m:dPr>
-            <m:e>
-              <m:r>
-                <m:t>11</m:t>
-              </m:r>
-            </m:e>
-          </m:d>
+          <m:r>
+            <m:rPr>
+              <m:sty m:val="p"/>
+            </m:rPr>
+            <m:t>(</m:t>
+          </m:r>
+          <m:r>
+            <m:t>11</m:t>
+          </m:r>
+          <m:r>
+            <m:rPr>
+              <m:sty m:val="p"/>
+            </m:rPr>
+            <m:t>)</m:t>
+          </m:r>
         </m:oMath>
       </m:oMathPara>
-      <w:bookmarkEnd w:id="60"/>
+      <w:bookmarkEnd w:id="62"/>
     </w:p>
     <w:p>
       <w:pPr>
@@ -6383,7 +6414,7 @@
       <w:pPr>
         <w:pStyle w:val="BodyText"/>
       </w:pPr>
-      <w:bookmarkStart w:id="61" w:name="eq-12"/>
+      <w:bookmarkStart w:id="63" w:name="eq-12"/>
       <m:oMathPara>
         <m:oMathParaPr>
           <m:jc m:val="center"/>
@@ -6654,22 +6685,24 @@
           <m:r>
             <m:t>  </m:t>
           </m:r>
-          <m:d>
-            <m:dPr>
-              <m:begChr m:val="("/>
-              <m:sepChr m:val=""/>
-              <m:endChr m:val=")"/>
-              <m:grow/>
-            </m:dPr>
-            <m:e>
-              <m:r>
-                <m:t>12</m:t>
-              </m:r>
-            </m:e>
-          </m:d>
+          <m:r>
+            <m:rPr>
+              <m:sty m:val="p"/>
+            </m:rPr>
+            <m:t>(</m:t>
+          </m:r>
+          <m:r>
+            <m:t>12</m:t>
+          </m:r>
+          <m:r>
+            <m:rPr>
+              <m:sty m:val="p"/>
+            </m:rPr>
+            <m:t>)</m:t>
+          </m:r>
         </m:oMath>
       </m:oMathPara>
-      <w:bookmarkEnd w:id="61"/>
+      <w:bookmarkEnd w:id="63"/>
     </w:p>
     <w:p>
       <w:pPr>
@@ -6752,7 +6785,7 @@
       <w:pPr>
         <w:pStyle w:val="BodyText"/>
       </w:pPr>
-      <w:bookmarkStart w:id="62" w:name="eq-13"/>
+      <w:bookmarkStart w:id="64" w:name="eq-13"/>
       <m:oMathPara>
         <m:oMathParaPr>
           <m:jc m:val="center"/>
@@ -6923,14 +6956,328 @@
               </m:r>
             </m:sup>
           </m:sSubSup>
-          <m:d>
-            <m:dPr>
-              <m:begChr m:val="("/>
-              <m:sepChr m:val=""/>
-              <m:endChr m:val=")"/>
-              <m:grow/>
-            </m:dPr>
+          <m:r>
+            <m:rPr>
+              <m:sty m:val="p"/>
+            </m:rPr>
+            <m:t>(</m:t>
+          </m:r>
+          <m:f>
+            <m:fPr>
+              <m:type m:val="bar"/>
+            </m:fPr>
+            <m:num>
+              <m:sSubSup>
+                <m:e>
+                  <m:r>
+                    <m:t>X</m:t>
+                  </m:r>
+                </m:e>
+                <m:sub>
+                  <m:r>
+                    <m:t>T</m:t>
+                  </m:r>
+                </m:sub>
+                <m:sup>
+                  <m:r>
+                    <m:t>d</m:t>
+                  </m:r>
+                </m:sup>
+              </m:sSubSup>
+            </m:num>
+            <m:den>
+              <m:sSubSup>
+                <m:e>
+                  <m:r>
+                    <m:t>X</m:t>
+                  </m:r>
+                </m:e>
+                <m:sub>
+                  <m:r>
+                    <m:t>R</m:t>
+                  </m:r>
+                </m:sub>
+                <m:sup>
+                  <m:r>
+                    <m:t>d</m:t>
+                  </m:r>
+                </m:sup>
+              </m:sSubSup>
+            </m:den>
+          </m:f>
+          <m:r>
+            <m:rPr>
+              <m:sty m:val="p"/>
+            </m:rPr>
+            <m:t>−</m:t>
+          </m:r>
+          <m:r>
+            <m:t>1</m:t>
+          </m:r>
+          <m:r>
+            <m:rPr>
+              <m:sty m:val="p"/>
+            </m:rPr>
+            <m:t>)</m:t>
+          </m:r>
+          <m:r>
+            <m:t>  </m:t>
+          </m:r>
+          <m:r>
+            <m:rPr>
+              <m:sty m:val="p"/>
+            </m:rPr>
+            <m:t>(</m:t>
+          </m:r>
+          <m:r>
+            <m:t>13</m:t>
+          </m:r>
+          <m:r>
+            <m:rPr>
+              <m:sty m:val="p"/>
+            </m:rPr>
+            <m:t>)</m:t>
+          </m:r>
+        </m:oMath>
+      </m:oMathPara>
+      <w:bookmarkEnd w:id="64"/>
+    </w:p>
+    <w:p>
+      <w:pPr>
+        <w:pStyle w:val="FirstParagraph"/>
+      </w:pPr>
+      <w:r>
+        <w:t xml:space="preserve">Dividiendo el segundo elemento de la</w:t>
+      </w:r>
+      <w:r>
+        <w:t xml:space="preserve"> </w:t>
+      </w:r>
+      <w:hyperlink w:anchor="eq-13">
+        <w:r>
+          <w:rPr>
+            <w:rStyle w:val="Hyperlink"/>
+          </w:rPr>
+          <w:t xml:space="preserve">Ecuación 13</w:t>
+        </w:r>
+      </w:hyperlink>
+      <w:r>
+        <w:t xml:space="preserve"> </w:t>
+      </w:r>
+      <w:r>
+        <w:t xml:space="preserve">dentro del paréntesis tanto en el numerador como en el denominador por</w:t>
+      </w:r>
+      <w:r>
+        <w:t xml:space="preserve"> </w:t>
+      </w:r>
+      <m:oMath>
+        <m:sSubSup>
+          <m:e>
+            <m:r>
+              <m:t>X</m:t>
+            </m:r>
+          </m:e>
+          <m:sub>
+            <m:r>
+              <m:t>T</m:t>
+            </m:r>
+          </m:sub>
+          <m:sup>
+            <m:r>
+              <m:t>d</m:t>
+            </m:r>
+          </m:sup>
+        </m:sSubSup>
+      </m:oMath>
+      <w:r>
+        <w:t xml:space="preserve">, tenemos:</w:t>
+      </w:r>
+    </w:p>
+    <w:p>
+      <w:pPr>
+        <w:pStyle w:val="BodyText"/>
+      </w:pPr>
+      <w:bookmarkStart w:id="65" w:name="eq-14"/>
+      <m:oMathPara>
+        <m:oMathParaPr>
+          <m:jc m:val="center"/>
+        </m:oMathParaPr>
+        <m:oMath>
+          <m:sSubSup>
             <m:e>
+              <m:r>
+                <m:t>η</m:t>
+              </m:r>
+            </m:e>
+            <m:sub>
+              <m:sSub>
+                <m:e>
+                  <m:r>
+                    <m:t>P</m:t>
+                  </m:r>
+                </m:e>
+                <m:sub>
+                  <m:r>
+                    <m:t>x</m:t>
+                  </m:r>
+                </m:sub>
+              </m:sSub>
+              <m:sSubSup>
+                <m:e>
+                  <m:r>
+                    <m:t>X</m:t>
+                  </m:r>
+                </m:e>
+                <m:sub>
+                  <m:r>
+                    <m:t>R</m:t>
+                  </m:r>
+                </m:sub>
+                <m:sup>
+                  <m:r>
+                    <m:t>d</m:t>
+                  </m:r>
+                </m:sup>
+              </m:sSubSup>
+            </m:sub>
+            <m:sup>
+              <m:r>
+                <m:t>d</m:t>
+              </m:r>
+            </m:sup>
+          </m:sSubSup>
+          <m:r>
+            <m:rPr>
+              <m:sty m:val="p"/>
+            </m:rPr>
+            <m:t>=</m:t>
+          </m:r>
+          <m:sSubSup>
+            <m:e>
+              <m:r>
+                <m:t>η</m:t>
+              </m:r>
+            </m:e>
+            <m:sub>
+              <m:sSub>
+                <m:e>
+                  <m:r>
+                    <m:t>P</m:t>
+                  </m:r>
+                </m:e>
+                <m:sub>
+                  <m:r>
+                    <m:t>x</m:t>
+                  </m:r>
+                </m:sub>
+              </m:sSub>
+              <m:sSubSup>
+                <m:e>
+                  <m:r>
+                    <m:t>X</m:t>
+                  </m:r>
+                </m:e>
+                <m:sub>
+                  <m:r>
+                    <m:t>T</m:t>
+                  </m:r>
+                </m:sub>
+                <m:sup>
+                  <m:r>
+                    <m:t>d</m:t>
+                  </m:r>
+                </m:sup>
+              </m:sSubSup>
+            </m:sub>
+            <m:sup>
+              <m:r>
+                <m:t>d</m:t>
+              </m:r>
+            </m:sup>
+          </m:sSubSup>
+          <m:f>
+            <m:fPr>
+              <m:type m:val="bar"/>
+            </m:fPr>
+            <m:num>
+              <m:r>
+                <m:t>1</m:t>
+              </m:r>
+            </m:num>
+            <m:den>
+              <m:sSub>
+                <m:e>
+                  <m:r>
+                    <m:t>S</m:t>
+                  </m:r>
+                </m:e>
+                <m:sub>
+                  <m:r>
+                    <m:t>R</m:t>
+                  </m:r>
+                </m:sub>
+              </m:sSub>
+            </m:den>
+          </m:f>
+          <m:r>
+            <m:rPr>
+              <m:sty m:val="p"/>
+            </m:rPr>
+            <m:t>−</m:t>
+          </m:r>
+          <m:sSubSup>
+            <m:e>
+              <m:r>
+                <m:t>η</m:t>
+              </m:r>
+            </m:e>
+            <m:sub>
+              <m:sSub>
+                <m:e>
+                  <m:r>
+                    <m:t>P</m:t>
+                  </m:r>
+                </m:e>
+                <m:sub>
+                  <m:r>
+                    <m:t>x</m:t>
+                  </m:r>
+                </m:sub>
+              </m:sSub>
+              <m:sSubSup>
+                <m:e>
+                  <m:r>
+                    <m:t>X</m:t>
+                  </m:r>
+                </m:e>
+                <m:sub>
+                  <m:r>
+                    <m:t>C</m:t>
+                  </m:r>
+                </m:sub>
+                <m:sup>
+                  <m:r>
+                    <m:t>S</m:t>
+                  </m:r>
+                </m:sup>
+              </m:sSubSup>
+            </m:sub>
+            <m:sup>
+              <m:r>
+                <m:t>S</m:t>
+              </m:r>
+            </m:sup>
+          </m:sSubSup>
+          <m:r>
+            <m:rPr>
+              <m:sty m:val="p"/>
+            </m:rPr>
+            <m:t>(</m:t>
+          </m:r>
+          <m:f>
+            <m:fPr>
+              <m:type m:val="bar"/>
+            </m:fPr>
+            <m:num>
               <m:f>
                 <m:fPr>
                   <m:type m:val="bar"/>
@@ -6963,7 +7310,7 @@
                     </m:e>
                     <m:sub>
                       <m:r>
-                        <m:t>R</m:t>
+                        <m:t>T</m:t>
                       </m:r>
                     </m:sub>
                     <m:sup>
@@ -6974,211 +7321,51 @@
                   </m:sSubSup>
                 </m:den>
               </m:f>
-              <m:r>
-                <m:rPr>
-                  <m:sty m:val="p"/>
-                </m:rPr>
-                <m:t>−</m:t>
-              </m:r>
-              <m:r>
-                <m:t>1</m:t>
-              </m:r>
-            </m:e>
-          </m:d>
-          <m:r>
-            <m:t>  </m:t>
-          </m:r>
-          <m:d>
-            <m:dPr>
-              <m:begChr m:val="("/>
-              <m:sepChr m:val=""/>
-              <m:endChr m:val=")"/>
-              <m:grow/>
-            </m:dPr>
-            <m:e>
-              <m:r>
-                <m:t>13</m:t>
-              </m:r>
-            </m:e>
-          </m:d>
-        </m:oMath>
-      </m:oMathPara>
-      <w:bookmarkEnd w:id="62"/>
-    </w:p>
-    <w:p>
-      <w:pPr>
-        <w:pStyle w:val="FirstParagraph"/>
-      </w:pPr>
-      <w:r>
-        <w:t xml:space="preserve">Dividiendo el segundo elemento de la</w:t>
-      </w:r>
-      <w:r>
-        <w:t xml:space="preserve"> </w:t>
-      </w:r>
-      <w:hyperlink w:anchor="eq-13">
-        <w:r>
-          <w:rPr>
-            <w:rStyle w:val="Hyperlink"/>
-          </w:rPr>
-          <w:t xml:space="preserve">Ecuación 13</w:t>
-        </w:r>
-      </w:hyperlink>
-      <w:r>
-        <w:t xml:space="preserve"> </w:t>
-      </w:r>
-      <w:r>
-        <w:t xml:space="preserve">dentro del paréntesis tanto en el numerador como en el denominador por</w:t>
-      </w:r>
-      <w:r>
-        <w:t xml:space="preserve"> </w:t>
-      </w:r>
-      <m:oMath>
-        <m:sSubSup>
-          <m:e>
-            <m:r>
-              <m:t>X</m:t>
-            </m:r>
-          </m:e>
-          <m:sub>
-            <m:r>
-              <m:t>T</m:t>
-            </m:r>
-          </m:sub>
-          <m:sup>
-            <m:r>
-              <m:t>d</m:t>
-            </m:r>
-          </m:sup>
-        </m:sSubSup>
-      </m:oMath>
-      <w:r>
-        <w:t xml:space="preserve">, tenemos:</w:t>
-      </w:r>
-    </w:p>
-    <w:p>
-      <w:pPr>
-        <w:pStyle w:val="BodyText"/>
-      </w:pPr>
-      <w:bookmarkStart w:id="63" w:name="eq-14"/>
-      <m:oMathPara>
-        <m:oMathParaPr>
-          <m:jc m:val="center"/>
-        </m:oMathParaPr>
-        <m:oMath>
-          <m:sSubSup>
-            <m:e>
-              <m:r>
-                <m:t>η</m:t>
-              </m:r>
-            </m:e>
-            <m:sub>
-              <m:sSub>
-                <m:e>
-                  <m:r>
-                    <m:t>P</m:t>
-                  </m:r>
-                </m:e>
-                <m:sub>
-                  <m:r>
-                    <m:t>x</m:t>
-                  </m:r>
-                </m:sub>
-              </m:sSub>
-              <m:sSubSup>
-                <m:e>
-                  <m:r>
-                    <m:t>X</m:t>
-                  </m:r>
-                </m:e>
-                <m:sub>
-                  <m:r>
-                    <m:t>R</m:t>
-                  </m:r>
-                </m:sub>
-                <m:sup>
-                  <m:r>
-                    <m:t>d</m:t>
-                  </m:r>
-                </m:sup>
-              </m:sSubSup>
-            </m:sub>
-            <m:sup>
-              <m:r>
-                <m:t>d</m:t>
-              </m:r>
-            </m:sup>
-          </m:sSubSup>
-          <m:r>
-            <m:rPr>
-              <m:sty m:val="p"/>
-            </m:rPr>
-            <m:t>=</m:t>
-          </m:r>
-          <m:sSubSup>
-            <m:e>
-              <m:r>
-                <m:t>η</m:t>
-              </m:r>
-            </m:e>
-            <m:sub>
-              <m:sSub>
-                <m:e>
-                  <m:r>
-                    <m:t>P</m:t>
-                  </m:r>
-                </m:e>
-                <m:sub>
-                  <m:r>
-                    <m:t>x</m:t>
-                  </m:r>
-                </m:sub>
-              </m:sSub>
-              <m:sSubSup>
-                <m:e>
-                  <m:r>
-                    <m:t>X</m:t>
-                  </m:r>
-                </m:e>
-                <m:sub>
-                  <m:r>
-                    <m:t>T</m:t>
-                  </m:r>
-                </m:sub>
-                <m:sup>
-                  <m:r>
-                    <m:t>d</m:t>
-                  </m:r>
-                </m:sup>
-              </m:sSubSup>
-            </m:sub>
-            <m:sup>
-              <m:r>
-                <m:t>d</m:t>
-              </m:r>
-            </m:sup>
-          </m:sSubSup>
-          <m:f>
-            <m:fPr>
-              <m:type m:val="bar"/>
-            </m:fPr>
-            <m:num>
-              <m:r>
-                <m:t>1</m:t>
-              </m:r>
             </m:num>
             <m:den>
-              <m:sSub>
-                <m:e>
-                  <m:r>
-                    <m:t>S</m:t>
-                  </m:r>
-                </m:e>
-                <m:sub>
-                  <m:r>
-                    <m:t>R</m:t>
-                  </m:r>
-                </m:sub>
-              </m:sSub>
+              <m:f>
+                <m:fPr>
+                  <m:type m:val="bar"/>
+                </m:fPr>
+                <m:num>
+                  <m:sSubSup>
+                    <m:e>
+                      <m:r>
+                        <m:t>X</m:t>
+                      </m:r>
+                    </m:e>
+                    <m:sub>
+                      <m:r>
+                        <m:t>R</m:t>
+                      </m:r>
+                    </m:sub>
+                    <m:sup>
+                      <m:r>
+                        <m:t>d</m:t>
+                      </m:r>
+                    </m:sup>
+                  </m:sSubSup>
+                </m:num>
+                <m:den>
+                  <m:sSubSup>
+                    <m:e>
+                      <m:r>
+                        <m:t>X</m:t>
+                      </m:r>
+                    </m:e>
+                    <m:sub>
+                      <m:r>
+                        <m:t>T</m:t>
+                      </m:r>
+                    </m:sub>
+                    <m:sup>
+                      <m:r>
+                        <m:t>d</m:t>
+                      </m:r>
+                    </m:sup>
+                  </m:sSubSup>
+                </m:den>
+              </m:f>
             </m:den>
           </m:f>
           <m:r>
@@ -7187,182 +7374,36 @@
             </m:rPr>
             <m:t>−</m:t>
           </m:r>
-          <m:sSubSup>
-            <m:e>
-              <m:r>
-                <m:t>η</m:t>
-              </m:r>
-            </m:e>
-            <m:sub>
-              <m:sSub>
-                <m:e>
-                  <m:r>
-                    <m:t>P</m:t>
-                  </m:r>
-                </m:e>
-                <m:sub>
-                  <m:r>
-                    <m:t>x</m:t>
-                  </m:r>
-                </m:sub>
-              </m:sSub>
-              <m:sSubSup>
-                <m:e>
-                  <m:r>
-                    <m:t>X</m:t>
-                  </m:r>
-                </m:e>
-                <m:sub>
-                  <m:r>
-                    <m:t>C</m:t>
-                  </m:r>
-                </m:sub>
-                <m:sup>
-                  <m:r>
-                    <m:t>S</m:t>
-                  </m:r>
-                </m:sup>
-              </m:sSubSup>
-            </m:sub>
-            <m:sup>
-              <m:r>
-                <m:t>S</m:t>
-              </m:r>
-            </m:sup>
-          </m:sSubSup>
-          <m:d>
-            <m:dPr>
-              <m:begChr m:val="("/>
-              <m:sepChr m:val=""/>
-              <m:endChr m:val=")"/>
-              <m:grow/>
-            </m:dPr>
-            <m:e>
-              <m:f>
-                <m:fPr>
-                  <m:type m:val="bar"/>
-                </m:fPr>
-                <m:num>
-                  <m:f>
-                    <m:fPr>
-                      <m:type m:val="bar"/>
-                    </m:fPr>
-                    <m:num>
-                      <m:sSubSup>
-                        <m:e>
-                          <m:r>
-                            <m:t>X</m:t>
-                          </m:r>
-                        </m:e>
-                        <m:sub>
-                          <m:r>
-                            <m:t>T</m:t>
-                          </m:r>
-                        </m:sub>
-                        <m:sup>
-                          <m:r>
-                            <m:t>d</m:t>
-                          </m:r>
-                        </m:sup>
-                      </m:sSubSup>
-                    </m:num>
-                    <m:den>
-                      <m:sSubSup>
-                        <m:e>
-                          <m:r>
-                            <m:t>X</m:t>
-                          </m:r>
-                        </m:e>
-                        <m:sub>
-                          <m:r>
-                            <m:t>T</m:t>
-                          </m:r>
-                        </m:sub>
-                        <m:sup>
-                          <m:r>
-                            <m:t>d</m:t>
-                          </m:r>
-                        </m:sup>
-                      </m:sSubSup>
-                    </m:den>
-                  </m:f>
-                </m:num>
-                <m:den>
-                  <m:f>
-                    <m:fPr>
-                      <m:type m:val="bar"/>
-                    </m:fPr>
-                    <m:num>
-                      <m:sSubSup>
-                        <m:e>
-                          <m:r>
-                            <m:t>X</m:t>
-                          </m:r>
-                        </m:e>
-                        <m:sub>
-                          <m:r>
-                            <m:t>R</m:t>
-                          </m:r>
-                        </m:sub>
-                        <m:sup>
-                          <m:r>
-                            <m:t>d</m:t>
-                          </m:r>
-                        </m:sup>
-                      </m:sSubSup>
-                    </m:num>
-                    <m:den>
-                      <m:sSubSup>
-                        <m:e>
-                          <m:r>
-                            <m:t>X</m:t>
-                          </m:r>
-                        </m:e>
-                        <m:sub>
-                          <m:r>
-                            <m:t>T</m:t>
-                          </m:r>
-                        </m:sub>
-                        <m:sup>
-                          <m:r>
-                            <m:t>d</m:t>
-                          </m:r>
-                        </m:sup>
-                      </m:sSubSup>
-                    </m:den>
-                  </m:f>
-                </m:den>
-              </m:f>
-              <m:r>
-                <m:rPr>
-                  <m:sty m:val="p"/>
-                </m:rPr>
-                <m:t>−</m:t>
-              </m:r>
-              <m:r>
-                <m:t>1</m:t>
-              </m:r>
-            </m:e>
-          </m:d>
+          <m:r>
+            <m:t>1</m:t>
+          </m:r>
+          <m:r>
+            <m:rPr>
+              <m:sty m:val="p"/>
+            </m:rPr>
+            <m:t>)</m:t>
+          </m:r>
           <m:r>
             <m:t>  </m:t>
           </m:r>
-          <m:d>
-            <m:dPr>
-              <m:begChr m:val="("/>
-              <m:sepChr m:val=""/>
-              <m:endChr m:val=")"/>
-              <m:grow/>
-            </m:dPr>
-            <m:e>
-              <m:r>
-                <m:t>14</m:t>
-              </m:r>
-            </m:e>
-          </m:d>
+          <m:r>
+            <m:rPr>
+              <m:sty m:val="p"/>
+            </m:rPr>
+            <m:t>(</m:t>
+          </m:r>
+          <m:r>
+            <m:t>14</m:t>
+          </m:r>
+          <m:r>
+            <m:rPr>
+              <m:sty m:val="p"/>
+            </m:rPr>
+            <m:t>)</m:t>
+          </m:r>
         </m:oMath>
       </m:oMathPara>
-      <w:bookmarkEnd w:id="63"/>
+      <w:bookmarkEnd w:id="65"/>
     </w:p>
     <w:p>
       <w:pPr>
@@ -7462,7 +7503,7 @@
       <w:pPr>
         <w:pStyle w:val="BodyText"/>
       </w:pPr>
-      <w:bookmarkStart w:id="64" w:name="eq-15"/>
+      <w:bookmarkStart w:id="66" w:name="eq-15"/>
       <m:oMathPara>
         <m:oMathParaPr>
           <m:jc m:val="center"/>
@@ -7633,68 +7674,72 @@
               </m:r>
             </m:sup>
           </m:sSubSup>
-          <m:d>
-            <m:dPr>
-              <m:begChr m:val="("/>
-              <m:sepChr m:val=""/>
-              <m:endChr m:val=")"/>
-              <m:grow/>
-            </m:dPr>
-            <m:e>
-              <m:f>
-                <m:fPr>
-                  <m:type m:val="bar"/>
-                </m:fPr>
-                <m:num>
-                  <m:r>
-                    <m:t>1</m:t>
-                  </m:r>
-                </m:num>
-                <m:den>
-                  <m:sSub>
-                    <m:e>
-                      <m:r>
-                        <m:t>S</m:t>
-                      </m:r>
-                    </m:e>
-                    <m:sub>
-                      <m:r>
-                        <m:t>R</m:t>
-                      </m:r>
-                    </m:sub>
-                  </m:sSub>
-                </m:den>
-              </m:f>
-              <m:r>
-                <m:rPr>
-                  <m:sty m:val="p"/>
-                </m:rPr>
-                <m:t>−</m:t>
-              </m:r>
+          <m:r>
+            <m:rPr>
+              <m:sty m:val="p"/>
+            </m:rPr>
+            <m:t>(</m:t>
+          </m:r>
+          <m:f>
+            <m:fPr>
+              <m:type m:val="bar"/>
+            </m:fPr>
+            <m:num>
               <m:r>
                 <m:t>1</m:t>
               </m:r>
-            </m:e>
-          </m:d>
+            </m:num>
+            <m:den>
+              <m:sSub>
+                <m:e>
+                  <m:r>
+                    <m:t>S</m:t>
+                  </m:r>
+                </m:e>
+                <m:sub>
+                  <m:r>
+                    <m:t>R</m:t>
+                  </m:r>
+                </m:sub>
+              </m:sSub>
+            </m:den>
+          </m:f>
+          <m:r>
+            <m:rPr>
+              <m:sty m:val="p"/>
+            </m:rPr>
+            <m:t>−</m:t>
+          </m:r>
+          <m:r>
+            <m:t>1</m:t>
+          </m:r>
+          <m:r>
+            <m:rPr>
+              <m:sty m:val="p"/>
+            </m:rPr>
+            <m:t>)</m:t>
+          </m:r>
           <m:r>
             <m:t>  </m:t>
           </m:r>
-          <m:d>
-            <m:dPr>
-              <m:begChr m:val="("/>
-              <m:sepChr m:val=""/>
-              <m:endChr m:val=")"/>
-              <m:grow/>
-            </m:dPr>
-            <m:e>
-              <m:r>
-                <m:t>15</m:t>
-              </m:r>
-            </m:e>
-          </m:d>
+          <m:r>
+            <m:rPr>
+              <m:sty m:val="p"/>
+            </m:rPr>
+            <m:t>(</m:t>
+          </m:r>
+          <m:r>
+            <m:t>15</m:t>
+          </m:r>
+          <m:r>
+            <m:rPr>
+              <m:sty m:val="p"/>
+            </m:rPr>
+            <m:t>)</m:t>
+          </m:r>
         </m:oMath>
       </m:oMathPara>
-      <w:bookmarkEnd w:id="64"/>
+      <w:bookmarkEnd w:id="66"/>
     </w:p>
     <w:p>
       <w:pPr>
@@ -7782,7 +7827,7 @@
       <w:pPr>
         <w:pStyle w:val="BodyText"/>
       </w:pPr>
-      <w:bookmarkStart w:id="65" w:name="eq-16"/>
+      <w:bookmarkStart w:id="67" w:name="eq-16"/>
       <m:oMathPara>
         <m:oMathParaPr>
           <m:jc m:val="center"/>
@@ -7934,37 +7979,39 @@
                   </m:r>
                 </m:sup>
               </m:sSubSup>
-              <m:d>
-                <m:dPr>
-                  <m:begChr m:val="("/>
-                  <m:sepChr m:val=""/>
-                  <m:endChr m:val=")"/>
-                  <m:grow/>
-                </m:dPr>
+              <m:r>
+                <m:rPr>
+                  <m:sty m:val="p"/>
+                </m:rPr>
+                <m:t>(</m:t>
+              </m:r>
+              <m:r>
+                <m:t>1</m:t>
+              </m:r>
+              <m:r>
+                <m:rPr>
+                  <m:sty m:val="p"/>
+                </m:rPr>
+                <m:t>−</m:t>
+              </m:r>
+              <m:sSub>
                 <m:e>
                   <m:r>
-                    <m:t>1</m:t>
-                  </m:r>
-                  <m:r>
-                    <m:rPr>
-                      <m:sty m:val="p"/>
-                    </m:rPr>
-                    <m:t>−</m:t>
-                  </m:r>
-                  <m:sSub>
-                    <m:e>
-                      <m:r>
-                        <m:t>S</m:t>
-                      </m:r>
-                    </m:e>
-                    <m:sub>
-                      <m:r>
-                        <m:t>R</m:t>
-                      </m:r>
-                    </m:sub>
-                  </m:sSub>
+                    <m:t>S</m:t>
+                  </m:r>
                 </m:e>
-              </m:d>
+                <m:sub>
+                  <m:r>
+                    <m:t>R</m:t>
+                  </m:r>
+                </m:sub>
+              </m:sSub>
+              <m:r>
+                <m:rPr>
+                  <m:sty m:val="p"/>
+                </m:rPr>
+                <m:t>)</m:t>
+              </m:r>
             </m:num>
             <m:den>
               <m:sSub>
@@ -7984,22 +8031,24 @@
           <m:r>
             <m:t>  </m:t>
           </m:r>
-          <m:d>
-            <m:dPr>
-              <m:begChr m:val="("/>
-              <m:sepChr m:val=""/>
-              <m:endChr m:val=")"/>
-              <m:grow/>
-            </m:dPr>
-            <m:e>
-              <m:r>
-                <m:t>16</m:t>
-              </m:r>
-            </m:e>
-          </m:d>
+          <m:r>
+            <m:rPr>
+              <m:sty m:val="p"/>
+            </m:rPr>
+            <m:t>(</m:t>
+          </m:r>
+          <m:r>
+            <m:t>16</m:t>
+          </m:r>
+          <m:r>
+            <m:rPr>
+              <m:sty m:val="p"/>
+            </m:rPr>
+            <m:t>)</m:t>
+          </m:r>
         </m:oMath>
       </m:oMathPara>
-      <w:bookmarkEnd w:id="65"/>
+      <w:bookmarkEnd w:id="67"/>
     </w:p>
     <w:p>
       <w:pPr>
@@ -8225,8 +8274,8 @@
         <w:t xml:space="preserve">es la participación de ventas de la empresa con mercado relevante.</w:t>
       </w:r>
     </w:p>
-    <w:bookmarkEnd w:id="66"/>
-    <w:bookmarkStart w:id="69" w:name="X58c7df0eb13b4fe3ff5e977890cd7244cca8cba"/>
+    <w:bookmarkEnd w:id="68"/>
+    <w:bookmarkStart w:id="71" w:name="X58c7df0eb13b4fe3ff5e977890cd7244cca8cba"/>
     <w:p>
       <w:pPr>
         <w:pStyle w:val="Heading2"/>
@@ -8235,7 +8284,7 @@
         <w:t xml:space="preserve">5.5 Implicaciones de la Elasticidad Precio de la Demanda Residual</w:t>
       </w:r>
     </w:p>
-    <w:bookmarkStart w:id="67" w:name="X14829c542454f20e4229fff14131038fb9650b7"/>
+    <w:bookmarkStart w:id="69" w:name="X14829c542454f20e4229fff14131038fb9650b7"/>
     <w:p>
       <w:pPr>
         <w:pStyle w:val="Heading3"/>
@@ -8368,8 +8417,8 @@
         <w:t xml:space="preserve">En otras palabras, incluso si la demanda de mercado en su conjunto es relativamente insensible a los cambios de precio, la demanda específica de la empresa puede ser más sensible. Esto se debe a que la empresa puede enfrentar una mayor competencia por parte de otras empresas que ofrecen productos similares, lo que aumenta la elasticidad precio de la demanda residual de la empresa.</w:t>
       </w:r>
     </w:p>
-    <w:bookmarkEnd w:id="67"/>
-    <w:bookmarkStart w:id="68" w:name="Xe6a99acc6b3df0ed6ab81187b57231cd5649f79"/>
+    <w:bookmarkEnd w:id="69"/>
+    <w:bookmarkStart w:id="70" w:name="Xe6a99acc6b3df0ed6ab81187b57231cd5649f79"/>
     <w:p>
       <w:pPr>
         <w:pStyle w:val="Heading3"/>
@@ -8595,9 +8644,9 @@
         <w:t xml:space="preserve">). En este caso, las acciones y decisiones de las otras empresas determinan el mercado relevante en términos de oferta y competencia.</w:t>
       </w:r>
     </w:p>
-    <w:bookmarkEnd w:id="68"/>
-    <w:bookmarkEnd w:id="69"/>
-    <w:bookmarkStart w:id="73" w:name="ejemplo-de-un-mercado-relevante"/>
+    <w:bookmarkEnd w:id="70"/>
+    <w:bookmarkEnd w:id="71"/>
+    <w:bookmarkStart w:id="75" w:name="ejemplo-de-un-mercado-relevante"/>
     <w:p>
       <w:pPr>
         <w:pStyle w:val="Heading2"/>
@@ -8622,7 +8671,7 @@
         <w:t xml:space="preserve">En quechua el idioma de los incas. la palabra Pisko significa ave o pájaro. El licor Pisco es el aguardiente obtenido por destilación de mostos frescos de uvas pisqueras.</w:t>
       </w:r>
     </w:p>
-    <w:bookmarkStart w:id="70" w:name="ron-cartavio"/>
+    <w:bookmarkStart w:id="72" w:name="ron-cartavio"/>
     <w:p>
       <w:pPr>
         <w:pStyle w:val="Heading3"/>
@@ -8811,55 +8860,57 @@
           </m:rPr>
           <m:t>=</m:t>
         </m:r>
-        <m:d>
-          <m:dPr>
-            <m:begChr m:val="("/>
-            <m:sepChr m:val=""/>
-            <m:endChr m:val=")"/>
-            <m:grow/>
-          </m:dPr>
+        <m:r>
+          <m:rPr>
+            <m:sty m:val="p"/>
+          </m:rPr>
+          <m:t>(</m:t>
+        </m:r>
+        <m:sSub>
           <m:e>
-            <m:sSub>
-              <m:e>
-                <m:r>
-                  <m:t>P</m:t>
-                </m:r>
-              </m:e>
-              <m:sub>
-                <m:r>
-                  <m:t>r</m:t>
-                </m:r>
-              </m:sub>
-            </m:sSub>
-            <m:r>
-              <m:rPr>
-                <m:sty m:val="p"/>
-              </m:rPr>
-              <m:t>−</m:t>
-            </m:r>
-            <m:r>
-              <m:t>C</m:t>
-            </m:r>
-            <m:r>
-              <m:t>M</m:t>
-            </m:r>
-            <m:r>
-              <m:t>e</m:t>
-            </m:r>
-            <m:sSub>
-              <m:e>
-                <m:r>
-                  <m:t>T</m:t>
-                </m:r>
-              </m:e>
-              <m:sub>
-                <m:r>
-                  <m:t>r</m:t>
-                </m:r>
-              </m:sub>
-            </m:sSub>
+            <m:r>
+              <m:t>P</m:t>
+            </m:r>
           </m:e>
-        </m:d>
+          <m:sub>
+            <m:r>
+              <m:t>r</m:t>
+            </m:r>
+          </m:sub>
+        </m:sSub>
+        <m:r>
+          <m:rPr>
+            <m:sty m:val="p"/>
+          </m:rPr>
+          <m:t>−</m:t>
+        </m:r>
+        <m:r>
+          <m:t>C</m:t>
+        </m:r>
+        <m:r>
+          <m:t>M</m:t>
+        </m:r>
+        <m:r>
+          <m:t>e</m:t>
+        </m:r>
+        <m:sSub>
+          <m:e>
+            <m:r>
+              <m:t>T</m:t>
+            </m:r>
+          </m:e>
+          <m:sub>
+            <m:r>
+              <m:t>r</m:t>
+            </m:r>
+          </m:sub>
+        </m:sSub>
+        <m:r>
+          <m:rPr>
+            <m:sty m:val="p"/>
+          </m:rPr>
+          <m:t>)</m:t>
+        </m:r>
         <m:r>
           <m:rPr>
             <m:sty m:val="p"/>
@@ -8911,28 +8962,30 @@
           </m:rPr>
           <m:t>=</m:t>
         </m:r>
-        <m:d>
-          <m:dPr>
-            <m:begChr m:val="("/>
-            <m:sepChr m:val=""/>
-            <m:endChr m:val=")"/>
-            <m:grow/>
-          </m:dPr>
-          <m:e>
-            <m:r>
-              <m:t>28</m:t>
-            </m:r>
-            <m:r>
-              <m:rPr>
-                <m:sty m:val="p"/>
-              </m:rPr>
-              <m:t>−</m:t>
-            </m:r>
-            <m:r>
-              <m:t>11</m:t>
-            </m:r>
-          </m:e>
-        </m:d>
+        <m:r>
+          <m:rPr>
+            <m:sty m:val="p"/>
+          </m:rPr>
+          <m:t>(</m:t>
+        </m:r>
+        <m:r>
+          <m:t>28</m:t>
+        </m:r>
+        <m:r>
+          <m:rPr>
+            <m:sty m:val="p"/>
+          </m:rPr>
+          <m:t>−</m:t>
+        </m:r>
+        <m:r>
+          <m:t>11</m:t>
+        </m:r>
+        <m:r>
+          <m:rPr>
+            <m:sty m:val="p"/>
+          </m:rPr>
+          <m:t>)</m:t>
+        </m:r>
         <m:r>
           <m:rPr>
             <m:sty m:val="p"/>
@@ -9161,28 +9214,30 @@
           </m:rPr>
           <m:t>=</m:t>
         </m:r>
-        <m:d>
-          <m:dPr>
-            <m:begChr m:val="("/>
-            <m:sepChr m:val=""/>
-            <m:endChr m:val=")"/>
-            <m:grow/>
-          </m:dPr>
-          <m:e>
-            <m:r>
-              <m:t>31.8</m:t>
-            </m:r>
-            <m:r>
-              <m:rPr>
-                <m:sty m:val="p"/>
-              </m:rPr>
-              <m:t>−</m:t>
-            </m:r>
-            <m:r>
-              <m:t>11</m:t>
-            </m:r>
-          </m:e>
-        </m:d>
+        <m:r>
+          <m:rPr>
+            <m:sty m:val="p"/>
+          </m:rPr>
+          <m:t>(</m:t>
+        </m:r>
+        <m:r>
+          <m:t>31.8</m:t>
+        </m:r>
+        <m:r>
+          <m:rPr>
+            <m:sty m:val="p"/>
+          </m:rPr>
+          <m:t>−</m:t>
+        </m:r>
+        <m:r>
+          <m:t>11</m:t>
+        </m:r>
+        <m:r>
+          <m:rPr>
+            <m:sty m:val="p"/>
+          </m:rPr>
+          <m:t>)</m:t>
+        </m:r>
         <m:r>
           <m:rPr>
             <m:sty m:val="p"/>
@@ -9240,8 +9295,8 @@
         </m:r>
       </m:oMath>
     </w:p>
-    <w:bookmarkEnd w:id="70"/>
-    <w:bookmarkStart w:id="71" w:name="pisco"/>
+    <w:bookmarkEnd w:id="72"/>
+    <w:bookmarkStart w:id="73" w:name="pisco"/>
     <w:p>
       <w:pPr>
         <w:pStyle w:val="Heading3"/>
@@ -9445,61 +9500,63 @@
           </m:rPr>
           <m:t>=</m:t>
         </m:r>
-        <m:d>
-          <m:dPr>
-            <m:begChr m:val="("/>
-            <m:sepChr m:val=""/>
-            <m:endChr m:val=")"/>
-            <m:grow/>
-          </m:dPr>
+        <m:r>
+          <m:rPr>
+            <m:sty m:val="p"/>
+          </m:rPr>
+          <m:t>(</m:t>
+        </m:r>
+        <m:sSub>
           <m:e>
-            <m:sSub>
-              <m:e>
-                <m:r>
-                  <m:t>P</m:t>
-                </m:r>
-              </m:e>
-              <m:sub>
-                <m:r>
-                  <m:t>c</m:t>
-                </m:r>
-                <m:r>
-                  <m:t>o</m:t>
-                </m:r>
-              </m:sub>
-            </m:sSub>
-            <m:r>
-              <m:rPr>
-                <m:sty m:val="p"/>
-              </m:rPr>
-              <m:t>−</m:t>
-            </m:r>
-            <m:r>
-              <m:t>C</m:t>
-            </m:r>
-            <m:r>
-              <m:t>M</m:t>
-            </m:r>
-            <m:r>
-              <m:t>e</m:t>
-            </m:r>
-            <m:sSub>
-              <m:e>
-                <m:r>
-                  <m:t>T</m:t>
-                </m:r>
-              </m:e>
-              <m:sub>
-                <m:r>
-                  <m:t>c</m:t>
-                </m:r>
-                <m:r>
-                  <m:t>o</m:t>
-                </m:r>
-              </m:sub>
-            </m:sSub>
+            <m:r>
+              <m:t>P</m:t>
+            </m:r>
           </m:e>
-        </m:d>
+          <m:sub>
+            <m:r>
+              <m:t>c</m:t>
+            </m:r>
+            <m:r>
+              <m:t>o</m:t>
+            </m:r>
+          </m:sub>
+        </m:sSub>
+        <m:r>
+          <m:rPr>
+            <m:sty m:val="p"/>
+          </m:rPr>
+          <m:t>−</m:t>
+        </m:r>
+        <m:r>
+          <m:t>C</m:t>
+        </m:r>
+        <m:r>
+          <m:t>M</m:t>
+        </m:r>
+        <m:r>
+          <m:t>e</m:t>
+        </m:r>
+        <m:sSub>
+          <m:e>
+            <m:r>
+              <m:t>T</m:t>
+            </m:r>
+          </m:e>
+          <m:sub>
+            <m:r>
+              <m:t>c</m:t>
+            </m:r>
+            <m:r>
+              <m:t>o</m:t>
+            </m:r>
+          </m:sub>
+        </m:sSub>
+        <m:r>
+          <m:rPr>
+            <m:sty m:val="p"/>
+          </m:rPr>
+          <m:t>)</m:t>
+        </m:r>
         <m:r>
           <m:rPr>
             <m:sty m:val="p"/>
@@ -9557,28 +9614,30 @@
           </m:rPr>
           <m:t>=</m:t>
         </m:r>
-        <m:d>
-          <m:dPr>
-            <m:begChr m:val="("/>
-            <m:sepChr m:val=""/>
-            <m:endChr m:val=")"/>
-            <m:grow/>
-          </m:dPr>
-          <m:e>
-            <m:r>
-              <m:t>35</m:t>
-            </m:r>
-            <m:r>
-              <m:rPr>
-                <m:sty m:val="p"/>
-              </m:rPr>
-              <m:t>−</m:t>
-            </m:r>
-            <m:r>
-              <m:t>15</m:t>
-            </m:r>
-          </m:e>
-        </m:d>
+        <m:r>
+          <m:rPr>
+            <m:sty m:val="p"/>
+          </m:rPr>
+          <m:t>(</m:t>
+        </m:r>
+        <m:r>
+          <m:t>35</m:t>
+        </m:r>
+        <m:r>
+          <m:rPr>
+            <m:sty m:val="p"/>
+          </m:rPr>
+          <m:t>−</m:t>
+        </m:r>
+        <m:r>
+          <m:t>15</m:t>
+        </m:r>
+        <m:r>
+          <m:rPr>
+            <m:sty m:val="p"/>
+          </m:rPr>
+          <m:t>)</m:t>
+        </m:r>
         <m:r>
           <m:rPr>
             <m:sty m:val="p"/>
@@ -9822,28 +9881,30 @@
           </m:rPr>
           <m:t>=</m:t>
         </m:r>
-        <m:d>
-          <m:dPr>
-            <m:begChr m:val="("/>
-            <m:sepChr m:val=""/>
-            <m:endChr m:val=")"/>
-            <m:grow/>
-          </m:dPr>
-          <m:e>
-            <m:r>
-              <m:t>38.5</m:t>
-            </m:r>
-            <m:r>
-              <m:rPr>
-                <m:sty m:val="p"/>
-              </m:rPr>
-              <m:t>−</m:t>
-            </m:r>
-            <m:r>
-              <m:t>15</m:t>
-            </m:r>
-          </m:e>
-        </m:d>
+        <m:r>
+          <m:rPr>
+            <m:sty m:val="p"/>
+          </m:rPr>
+          <m:t>(</m:t>
+        </m:r>
+        <m:r>
+          <m:t>38.5</m:t>
+        </m:r>
+        <m:r>
+          <m:rPr>
+            <m:sty m:val="p"/>
+          </m:rPr>
+          <m:t>−</m:t>
+        </m:r>
+        <m:r>
+          <m:t>15</m:t>
+        </m:r>
+        <m:r>
+          <m:rPr>
+            <m:sty m:val="p"/>
+          </m:rPr>
+          <m:t>)</m:t>
+        </m:r>
         <m:r>
           <m:rPr>
             <m:sty m:val="p"/>
@@ -9904,8 +9965,8 @@
         </m:r>
       </m:oMath>
     </w:p>
-    <w:bookmarkEnd w:id="71"/>
-    <w:bookmarkStart w:id="72" w:name="cerveza"/>
+    <w:bookmarkEnd w:id="73"/>
+    <w:bookmarkStart w:id="74" w:name="cerveza"/>
     <w:p>
       <w:pPr>
         <w:pStyle w:val="Heading3"/>
@@ -10094,55 +10155,57 @@
           </m:rPr>
           <m:t>=</m:t>
         </m:r>
-        <m:d>
-          <m:dPr>
-            <m:begChr m:val="("/>
-            <m:sepChr m:val=""/>
-            <m:endChr m:val=")"/>
-            <m:grow/>
-          </m:dPr>
+        <m:r>
+          <m:rPr>
+            <m:sty m:val="p"/>
+          </m:rPr>
+          <m:t>(</m:t>
+        </m:r>
+        <m:sSub>
           <m:e>
-            <m:sSub>
-              <m:e>
-                <m:r>
-                  <m:t>P</m:t>
-                </m:r>
-              </m:e>
-              <m:sub>
-                <m:r>
-                  <m:t>c</m:t>
-                </m:r>
-              </m:sub>
-            </m:sSub>
-            <m:r>
-              <m:rPr>
-                <m:sty m:val="p"/>
-              </m:rPr>
-              <m:t>−</m:t>
-            </m:r>
-            <m:r>
-              <m:t>C</m:t>
-            </m:r>
-            <m:r>
-              <m:t>M</m:t>
-            </m:r>
-            <m:r>
-              <m:t>e</m:t>
-            </m:r>
-            <m:sSub>
-              <m:e>
-                <m:r>
-                  <m:t>T</m:t>
-                </m:r>
-              </m:e>
-              <m:sub>
-                <m:r>
-                  <m:t>c</m:t>
-                </m:r>
-              </m:sub>
-            </m:sSub>
+            <m:r>
+              <m:t>P</m:t>
+            </m:r>
           </m:e>
-        </m:d>
+          <m:sub>
+            <m:r>
+              <m:t>c</m:t>
+            </m:r>
+          </m:sub>
+        </m:sSub>
+        <m:r>
+          <m:rPr>
+            <m:sty m:val="p"/>
+          </m:rPr>
+          <m:t>−</m:t>
+        </m:r>
+        <m:r>
+          <m:t>C</m:t>
+        </m:r>
+        <m:r>
+          <m:t>M</m:t>
+        </m:r>
+        <m:r>
+          <m:t>e</m:t>
+        </m:r>
+        <m:sSub>
+          <m:e>
+            <m:r>
+              <m:t>T</m:t>
+            </m:r>
+          </m:e>
+          <m:sub>
+            <m:r>
+              <m:t>c</m:t>
+            </m:r>
+          </m:sub>
+        </m:sSub>
+        <m:r>
+          <m:rPr>
+            <m:sty m:val="p"/>
+          </m:rPr>
+          <m:t>)</m:t>
+        </m:r>
         <m:r>
           <m:rPr>
             <m:sty m:val="p"/>
@@ -10194,28 +10257,30 @@
           </m:rPr>
           <m:t>=</m:t>
         </m:r>
-        <m:d>
-          <m:dPr>
-            <m:begChr m:val="("/>
-            <m:sepChr m:val=""/>
-            <m:endChr m:val=")"/>
-            <m:grow/>
-          </m:dPr>
-          <m:e>
-            <m:r>
-              <m:t>5</m:t>
-            </m:r>
-            <m:r>
-              <m:rPr>
-                <m:sty m:val="p"/>
-              </m:rPr>
-              <m:t>−</m:t>
-            </m:r>
-            <m:r>
-              <m:t>2</m:t>
-            </m:r>
-          </m:e>
-        </m:d>
+        <m:r>
+          <m:rPr>
+            <m:sty m:val="p"/>
+          </m:rPr>
+          <m:t>(</m:t>
+        </m:r>
+        <m:r>
+          <m:t>5</m:t>
+        </m:r>
+        <m:r>
+          <m:rPr>
+            <m:sty m:val="p"/>
+          </m:rPr>
+          <m:t>−</m:t>
+        </m:r>
+        <m:r>
+          <m:t>2</m:t>
+        </m:r>
+        <m:r>
+          <m:rPr>
+            <m:sty m:val="p"/>
+          </m:rPr>
+          <m:t>)</m:t>
+        </m:r>
         <m:r>
           <m:rPr>
             <m:sty m:val="p"/>
@@ -10444,28 +10509,30 @@
           </m:rPr>
           <m:t>=</m:t>
         </m:r>
-        <m:d>
-          <m:dPr>
-            <m:begChr m:val="("/>
-            <m:sepChr m:val=""/>
-            <m:endChr m:val=")"/>
-            <m:grow/>
-          </m:dPr>
-          <m:e>
-            <m:r>
-              <m:t>5</m:t>
-            </m:r>
-            <m:r>
-              <m:rPr>
-                <m:sty m:val="p"/>
-              </m:rPr>
-              <m:t>−</m:t>
-            </m:r>
-            <m:r>
-              <m:t>2</m:t>
-            </m:r>
-          </m:e>
-        </m:d>
+        <m:r>
+          <m:rPr>
+            <m:sty m:val="p"/>
+          </m:rPr>
+          <m:t>(</m:t>
+        </m:r>
+        <m:r>
+          <m:t>5</m:t>
+        </m:r>
+        <m:r>
+          <m:rPr>
+            <m:sty m:val="p"/>
+          </m:rPr>
+          <m:t>−</m:t>
+        </m:r>
+        <m:r>
+          <m:t>2</m:t>
+        </m:r>
+        <m:r>
+          <m:rPr>
+            <m:sty m:val="p"/>
+          </m:rPr>
+          <m:t>)</m:t>
+        </m:r>
         <m:r>
           <m:rPr>
             <m:sty m:val="p"/>
@@ -10567,9 +10634,9 @@
         <w:t xml:space="preserve">En el caso de la Cerveza, los beneficios también se mantienen iguales.</w:t>
       </w:r>
     </w:p>
-    <w:bookmarkEnd w:id="72"/>
-    <w:bookmarkEnd w:id="73"/>
-    <w:bookmarkStart w:id="76" w:name="la-falacia-del-celofán-o-picón"/>
+    <w:bookmarkEnd w:id="74"/>
+    <w:bookmarkEnd w:id="75"/>
+    <w:bookmarkStart w:id="78" w:name="la-falacia-del-celofán-o-picón"/>
     <w:p>
       <w:pPr>
         <w:pStyle w:val="Heading2"/>
@@ -10586,7 +10653,7 @@
         <w:t xml:space="preserve">La falacia del celofán, también conocida como falacia del picón, es un tipo de razonamiento incorrecto que se presenta en los mercados relevantes. Se refiere a la situación en la cual una empresa que vende un producto con pocos sustitutos percibe erróneamente que su producto es único en el mercado, lo que la lleva a aumentar repetidamente el precio del producto en un 5%, 10% u otro porcentaje. Sin embargo, a medida que aumenta el precio, se produce una disminución en las ventas. Esto ocurre porque, con el aumento de los precios, otras empresas ingresan al mercado ofreciendo bienes similares o sustitutos, lo que reduce la demanda del producto.</w:t>
       </w:r>
     </w:p>
-    <w:bookmarkStart w:id="74" w:name="explicación-de-la-falacia-del-celofán"/>
+    <w:bookmarkStart w:id="76" w:name="explicación-de-la-falacia-del-celofán"/>
     <w:p>
       <w:pPr>
         <w:pStyle w:val="Heading3"/>
@@ -10611,8 +10678,8 @@
         <w:t xml:space="preserve">Además, la elasticidad cruzada de la demanda de los bienes sustitutos juega un papel importante en esta falacia. Si la elasticidad cruzada de la demanda es baja, significa que los consumidores tienen dificultades para encontrar y adoptar sustitutos cuando el precio de un producto aumenta. Esto permite que la empresa incremente los precios sin enfrentar una disminución significativa en la demanda. Sin embargo, en algún punto, cuando los precios alcanzan un nivel crítico, los consumidores comienzan a buscar alternativas y la demanda del producto original se reduce.</w:t>
       </w:r>
     </w:p>
-    <w:bookmarkEnd w:id="74"/>
-    <w:bookmarkStart w:id="75" w:name="consideraciones-para-los-monopolistas"/>
+    <w:bookmarkEnd w:id="76"/>
+    <w:bookmarkStart w:id="77" w:name="consideraciones-para-los-monopolistas"/>
     <w:p>
       <w:pPr>
         <w:pStyle w:val="Heading3"/>
@@ -10637,9 +10704,9 @@
         <w:t xml:space="preserve">Por ejemplo, si se opera en la parte elástica de una curva de demanda inicialmente inelástica, a medida que se incrementa el precio del producto, la demanda se vuelve más elástica y, en consecuencia, la cantidad demandada disminuye. En este sentido, la estrategia de aumentar los precios para ampliar la demanda, siguiendo la estrategia de un monopolista, no es una política efectiva para lograr dicho objetivo.</w:t>
       </w:r>
     </w:p>
-    <w:bookmarkEnd w:id="75"/>
-    <w:bookmarkEnd w:id="76"/>
-    <w:bookmarkStart w:id="81" w:name="Xa02b7ad49e9c241384d6e0669ecefe36dd2fe81"/>
+    <w:bookmarkEnd w:id="77"/>
+    <w:bookmarkEnd w:id="78"/>
+    <w:bookmarkStart w:id="83" w:name="Xa02b7ad49e9c241384d6e0669ecefe36dd2fe81"/>
     <w:p>
       <w:pPr>
         <w:pStyle w:val="Heading2"/>
@@ -10656,7 +10723,7 @@
         <w:t xml:space="preserve">Existe diversas estrategias que las empresas pueden emplear para competir y mantenerse en el mercado relevante. Estas estrategias van más allá de la simple fijación de precios y se centran en aspectos clave como el diseño de productos, la comprensión de las preferencias de los consumidores, el análisis de productos sustitutos y la optimización de costos, tecnología, inversión e investigación.</w:t>
       </w:r>
     </w:p>
-    <w:bookmarkStart w:id="77" w:name="diseño-y-comparación-de-productos"/>
+    <w:bookmarkStart w:id="79" w:name="diseño-y-comparación-de-productos"/>
     <w:p>
       <w:pPr>
         <w:pStyle w:val="Heading3"/>
@@ -10681,8 +10748,8 @@
         <w:t xml:space="preserve">El diseño de productos innovadores y la capacidad de comunicar claramente sus beneficios pueden generar una demanda adicional y atraer a los consumidores que valoran las características distintivas. Es fundamental entender las necesidades y deseos de los clientes para adaptar el diseño y ofrecer un producto que satisfaga sus expectativas.</w:t>
       </w:r>
     </w:p>
-    <w:bookmarkEnd w:id="77"/>
-    <w:bookmarkStart w:id="78" w:name="X7c4e6839f96c78d708b68ecc7cd7a4a5bd22d98"/>
+    <w:bookmarkEnd w:id="79"/>
+    <w:bookmarkStart w:id="80" w:name="X7c4e6839f96c78d708b68ecc7cd7a4a5bd22d98"/>
     <w:p>
       <w:pPr>
         <w:pStyle w:val="Heading3"/>
@@ -10707,8 +10774,8 @@
         <w:t xml:space="preserve">La recopilación de información demográfica, comportamiento de compra, preferencias de marca y opiniones del consumidor permite segmentar el mercado y personalizar las ofertas. Esto facilita la creación de campañas publicitarias más efectivas, la mejora de la experiencia del cliente y la construcción de relaciones duraderas con los consumidores.</w:t>
       </w:r>
     </w:p>
-    <w:bookmarkEnd w:id="78"/>
-    <w:bookmarkStart w:id="79" w:name="Xd66ab18415f16d711350d51ece79acd99f5c8b7"/>
+    <w:bookmarkEnd w:id="80"/>
+    <w:bookmarkStart w:id="81" w:name="Xd66ab18415f16d711350d51ece79acd99f5c8b7"/>
     <w:p>
       <w:pPr>
         <w:pStyle w:val="Heading3"/>
@@ -10733,8 +10800,8 @@
         <w:t xml:space="preserve">Al analizar las interacciones entre productos sustitutos, las empresas pueden comprender mejor cómo los cambios en el precio, la calidad o las promociones de un producto afectan la demanda de otros productos similares. Esto proporciona información estratégica para ajustar la oferta, establecer precios competitivos y anticipar las respuestas de los consumidores ante cambios en el mercado.</w:t>
       </w:r>
     </w:p>
-    <w:bookmarkEnd w:id="79"/>
-    <w:bookmarkStart w:id="80" w:name="Xe3ce347a66cc8d617c310e82696a440a642caf6"/>
+    <w:bookmarkEnd w:id="81"/>
+    <w:bookmarkStart w:id="82" w:name="Xe3ce347a66cc8d617c310e82696a440a642caf6"/>
     <w:p>
       <w:pPr>
         <w:pStyle w:val="Heading3"/>
@@ -10767,10 +10834,10 @@
         <w:t xml:space="preserve">Hay competencia en muchos otros productos</w:t>
       </w:r>
     </w:p>
-    <w:bookmarkEnd w:id="80"/>
-    <w:bookmarkEnd w:id="81"/>
     <w:bookmarkEnd w:id="82"/>
-    <w:bookmarkStart w:id="88" w:name="Xc85d9678ab00b01cce832d029a74740670f4a61"/>
+    <w:bookmarkEnd w:id="83"/>
+    <w:bookmarkEnd w:id="84"/>
+    <w:bookmarkStart w:id="90" w:name="Xc85d9678ab00b01cce832d029a74740670f4a61"/>
     <w:p>
       <w:pPr>
         <w:pStyle w:val="Heading1"/>
@@ -10779,7 +10846,7 @@
         <w:t xml:space="preserve">6. Mercado del Producto Relevante por el Lado de la Oferta</w:t>
       </w:r>
     </w:p>
-    <w:bookmarkStart w:id="85" w:name="elasticidad-precio-de-la-oferta"/>
+    <w:bookmarkStart w:id="87" w:name="elasticidad-precio-de-la-oferta"/>
     <w:p>
       <w:pPr>
         <w:pStyle w:val="Heading2"/>
@@ -10800,7 +10867,7 @@
       <w:pPr>
         <w:pStyle w:val="BodyText"/>
       </w:pPr>
-      <w:bookmarkStart w:id="83" w:name="eq-17"/>
+      <w:bookmarkStart w:id="85" w:name="eq-17"/>
       <m:oMathPara>
         <m:oMathParaPr>
           <m:jc m:val="center"/>
@@ -10908,28 +10975,30 @@
           <m:r>
             <m:t>  </m:t>
           </m:r>
-          <m:d>
-            <m:dPr>
-              <m:begChr m:val="("/>
-              <m:sepChr m:val=""/>
-              <m:endChr m:val=")"/>
-              <m:grow/>
-            </m:dPr>
-            <m:e>
-              <m:r>
-                <m:t>17</m:t>
-              </m:r>
-            </m:e>
-          </m:d>
+          <m:r>
+            <m:rPr>
+              <m:sty m:val="p"/>
+            </m:rPr>
+            <m:t>(</m:t>
+          </m:r>
+          <m:r>
+            <m:t>17</m:t>
+          </m:r>
+          <m:r>
+            <m:rPr>
+              <m:sty m:val="p"/>
+            </m:rPr>
+            <m:t>)</m:t>
+          </m:r>
         </m:oMath>
       </m:oMathPara>
-      <w:bookmarkEnd w:id="83"/>
+      <w:bookmarkEnd w:id="85"/>
     </w:p>
     <w:p>
       <w:pPr>
         <w:pStyle w:val="FirstParagraph"/>
       </w:pPr>
-      <w:bookmarkStart w:id="84" w:name="eq-18"/>
+      <w:bookmarkStart w:id="86" w:name="eq-18"/>
       <m:oMathPara>
         <m:oMathParaPr>
           <m:jc m:val="center"/>
@@ -10976,6 +11045,9 @@
                 </m:fPr>
                 <m:num>
                   <m:r>
+                    <m:rPr>
+                      <m:sty m:val="p"/>
+                    </m:rPr>
                     <m:t>Δ</m:t>
                   </m:r>
                   <m:sSup>
@@ -11005,6 +11077,9 @@
                 </m:fPr>
                 <m:num>
                   <m:r>
+                    <m:rPr>
+                      <m:sty m:val="p"/>
+                    </m:rPr>
                     <m:t>Δ</m:t>
                   </m:r>
                   <m:sSub>
@@ -11040,22 +11115,24 @@
           <m:r>
             <m:t>  </m:t>
           </m:r>
-          <m:d>
-            <m:dPr>
-              <m:begChr m:val="("/>
-              <m:sepChr m:val=""/>
-              <m:endChr m:val=")"/>
-              <m:grow/>
-            </m:dPr>
-            <m:e>
-              <m:r>
-                <m:t>18</m:t>
-              </m:r>
-            </m:e>
-          </m:d>
+          <m:r>
+            <m:rPr>
+              <m:sty m:val="p"/>
+            </m:rPr>
+            <m:t>(</m:t>
+          </m:r>
+          <m:r>
+            <m:t>18</m:t>
+          </m:r>
+          <m:r>
+            <m:rPr>
+              <m:sty m:val="p"/>
+            </m:rPr>
+            <m:t>)</m:t>
+          </m:r>
         </m:oMath>
       </m:oMathPara>
-      <w:bookmarkEnd w:id="84"/>
+      <w:bookmarkEnd w:id="86"/>
     </w:p>
     <w:p>
       <w:pPr>
@@ -11159,8 +11236,8 @@
         <w:t xml:space="preserve">muestra una forma simplificada de calcular la elasticidad precio de la oferta utilizando cambios porcentuales.</w:t>
       </w:r>
     </w:p>
-    <w:bookmarkEnd w:id="85"/>
-    <w:bookmarkStart w:id="86" w:name="ampliación-del-mercado-relevante"/>
+    <w:bookmarkEnd w:id="87"/>
+    <w:bookmarkStart w:id="88" w:name="ampliación-del-mercado-relevante"/>
     <w:p>
       <w:pPr>
         <w:pStyle w:val="Heading2"/>
@@ -11177,8 +11254,8 @@
         <w:t xml:space="preserve">En el largo plazo, es posible que se permita la entrada de nuevas empresas que producen bienes sustitutos a bajos costos. Esto implica la ampliación del mercado relevante, ya que se incluiría a este nuevo grupo de empresas en el mercado futuro. La entrada de nuevas empresas con bienes sustitutos puede tener un impacto significativo en la competencia y en la dinámica del mercado, ya que proporciona a los consumidores más opciones y puede influir en los precios y la calidad de los productos.</w:t>
       </w:r>
     </w:p>
-    <w:bookmarkEnd w:id="86"/>
-    <w:bookmarkStart w:id="87" w:name="X00a424dfe845ab9a016f39e457fc9139bdc330a"/>
+    <w:bookmarkEnd w:id="88"/>
+    <w:bookmarkStart w:id="89" w:name="X00a424dfe845ab9a016f39e457fc9139bdc330a"/>
     <w:p>
       <w:pPr>
         <w:pStyle w:val="Heading2"/>
@@ -11236,9 +11313,9 @@
         <w:t xml:space="preserve">Es fundamental considerar estos factores al determinar el mercado geográfico relevante y evaluar las opciones disponibles para los consumidores en términos de precios, calidad y disponibilidad de productos sustitutos.</w:t>
       </w:r>
     </w:p>
-    <w:bookmarkEnd w:id="87"/>
-    <w:bookmarkEnd w:id="88"/>
-    <w:bookmarkStart w:id="92" w:name="Xee85667776bf7c4f6ca45f6abd76d22d72ca90f"/>
+    <w:bookmarkEnd w:id="89"/>
+    <w:bookmarkEnd w:id="90"/>
+    <w:bookmarkStart w:id="94" w:name="Xee85667776bf7c4f6ca45f6abd76d22d72ca90f"/>
     <w:p>
       <w:pPr>
         <w:pStyle w:val="Heading1"/>
@@ -11247,7 +11324,7 @@
         <w:t xml:space="preserve">7. Definición de Mercado Geográfico Relevante en el Perú</w:t>
       </w:r>
     </w:p>
-    <w:bookmarkStart w:id="89" w:name="Xbe09ad739bb731b203080bd83a3a2b0caf60c99"/>
+    <w:bookmarkStart w:id="91" w:name="Xbe09ad739bb731b203080bd83a3a2b0caf60c99"/>
     <w:p>
       <w:pPr>
         <w:pStyle w:val="Heading2"/>
@@ -11264,8 +11341,8 @@
         <w:t xml:space="preserve">La Resolución N 0078-1999/DTC – INDECOPI, emitida el 5 de marzo de 1999, establece que el mercado geográfico relevante se refiere a las fuentes alternativas de aprovisionamiento a las que puede acudir el consumidor o usuario en el corto plazo si el precio del producto o servicio se incrementa de manera significativa. Esta definición enfatiza la importancia de identificar las opciones disponibles para los consumidores en caso de un aumento de precio considerable.</w:t>
       </w:r>
     </w:p>
-    <w:bookmarkEnd w:id="89"/>
-    <w:bookmarkStart w:id="90" w:name="Xa105434e689d374036229e24ea2c1f14e09fb2e"/>
+    <w:bookmarkEnd w:id="91"/>
+    <w:bookmarkStart w:id="92" w:name="Xa105434e689d374036229e24ea2c1f14e09fb2e"/>
     <w:p>
       <w:pPr>
         <w:pStyle w:val="Heading2"/>
@@ -11282,8 +11359,8 @@
         <w:t xml:space="preserve">La Resolución N 117-97-TDC, emitida el 5 de mayo de 1997, proporciona una perspectiva adicional sobre la determinación del mercado relevante. Según esta resolución, para determinar el mercado relevante se deben examinar las fuentes de aprovisionamiento a las que un comprador puede acudir. Es importante considerar las alternativas reales disponibles en función del nivel de sustitución entre productos, así como los costos asociados con esas alternativas para el proveedor.</w:t>
       </w:r>
     </w:p>
-    <w:bookmarkEnd w:id="90"/>
-    <w:bookmarkStart w:id="91" w:name="explicación-de-los-conceptos"/>
+    <w:bookmarkEnd w:id="92"/>
+    <w:bookmarkStart w:id="93" w:name="explicación-de-los-conceptos"/>
     <w:p>
       <w:pPr>
         <w:pStyle w:val="Heading2"/>
@@ -11316,9 +11393,9 @@
         <w:t xml:space="preserve">Además, al determinar el mercado relevante, es fundamental considerar los costos asociados con las alternativas disponibles para los proveedores. Esto implica evaluar los costos de producción, distribución y otros factores que puedan influir en la viabilidad de las fuentes alternativas de aprovisionamiento.</w:t>
       </w:r>
     </w:p>
-    <w:bookmarkEnd w:id="91"/>
-    <w:bookmarkEnd w:id="92"/>
-    <w:bookmarkStart w:id="93" w:name="recapitulación-de-los-conceptos-clave"/>
+    <w:bookmarkEnd w:id="93"/>
+    <w:bookmarkEnd w:id="94"/>
+    <w:bookmarkStart w:id="95" w:name="recapitulación-de-los-conceptos-clave"/>
     <w:p>
       <w:pPr>
         <w:pStyle w:val="Heading1"/>
@@ -11403,8 +11480,8 @@
         <w:t xml:space="preserve">El concepto de mercado relevante también puede abarcar la dimensión temporal. En este caso, se refiere a las combinaciones de los mercados de producto y geográfico en un determinado período de tiempo. Esta perspectiva temporal es relevante para comprender la evolución de la competencia y las estrategias de mercado a lo largo del tiempo.</w:t>
       </w:r>
     </w:p>
-    <w:bookmarkEnd w:id="93"/>
-    <w:bookmarkStart w:id="108" w:name="publicaciones-similares"/>
+    <w:bookmarkEnd w:id="95"/>
+    <w:bookmarkStart w:id="110" w:name="publicaciones-similares"/>
     <w:p>
       <w:pPr>
         <w:pStyle w:val="Heading1"/>
@@ -11429,11 +11506,11 @@
           <w:numId w:val="1021"/>
         </w:numPr>
       </w:pPr>
-      <w:hyperlink r:id="rId94"/>
-      <w:r>
-        <w:t xml:space="preserve"> </w:t>
-      </w:r>
-      <w:hyperlink r:id="rId95">
+      <w:hyperlink r:id="rId96"/>
+      <w:r>
+        <w:t xml:space="preserve"> </w:t>
+      </w:r>
+      <w:hyperlink r:id="rId97">
         <w:r>
           <w:rPr>
             <w:rStyle w:val="Hyperlink"/>
@@ -11450,11 +11527,11 @@
           <w:numId w:val="1021"/>
         </w:numPr>
       </w:pPr>
-      <w:hyperlink r:id="rId96"/>
-      <w:r>
-        <w:t xml:space="preserve"> </w:t>
-      </w:r>
-      <w:hyperlink r:id="rId97">
+      <w:hyperlink r:id="rId98"/>
+      <w:r>
+        <w:t xml:space="preserve"> </w:t>
+      </w:r>
+      <w:hyperlink r:id="rId99">
         <w:r>
           <w:rPr>
             <w:rStyle w:val="Hyperlink"/>
@@ -11471,11 +11548,11 @@
           <w:numId w:val="1021"/>
         </w:numPr>
       </w:pPr>
-      <w:hyperlink r:id="rId98"/>
-      <w:r>
-        <w:t xml:space="preserve"> </w:t>
-      </w:r>
-      <w:hyperlink r:id="rId99">
+      <w:hyperlink r:id="rId100"/>
+      <w:r>
+        <w:t xml:space="preserve"> </w:t>
+      </w:r>
+      <w:hyperlink r:id="rId101">
         <w:r>
           <w:rPr>
             <w:rStyle w:val="Hyperlink"/>
@@ -11492,11 +11569,11 @@
           <w:numId w:val="1021"/>
         </w:numPr>
       </w:pPr>
-      <w:hyperlink r:id="rId100"/>
-      <w:r>
-        <w:t xml:space="preserve"> </w:t>
-      </w:r>
-      <w:hyperlink r:id="rId101">
+      <w:hyperlink r:id="rId102"/>
+      <w:r>
+        <w:t xml:space="preserve"> </w:t>
+      </w:r>
+      <w:hyperlink r:id="rId103">
         <w:r>
           <w:rPr>
             <w:rStyle w:val="Hyperlink"/>
@@ -11513,11 +11590,11 @@
           <w:numId w:val="1021"/>
         </w:numPr>
       </w:pPr>
-      <w:hyperlink r:id="rId102"/>
-      <w:r>
-        <w:t xml:space="preserve"> </w:t>
-      </w:r>
-      <w:hyperlink r:id="rId103">
+      <w:hyperlink r:id="rId104"/>
+      <w:r>
+        <w:t xml:space="preserve"> </w:t>
+      </w:r>
+      <w:hyperlink r:id="rId105">
         <w:r>
           <w:rPr>
             <w:rStyle w:val="Hyperlink"/>
@@ -11534,11 +11611,11 @@
           <w:numId w:val="1021"/>
         </w:numPr>
       </w:pPr>
-      <w:hyperlink r:id="rId104"/>
-      <w:r>
-        <w:t xml:space="preserve"> </w:t>
-      </w:r>
-      <w:hyperlink r:id="rId105">
+      <w:hyperlink r:id="rId106"/>
+      <w:r>
+        <w:t xml:space="preserve"> </w:t>
+      </w:r>
+      <w:hyperlink r:id="rId107">
         <w:r>
           <w:rPr>
             <w:rStyle w:val="Hyperlink"/>
@@ -11555,11 +11632,11 @@
           <w:numId w:val="1021"/>
         </w:numPr>
       </w:pPr>
-      <w:hyperlink r:id="rId106"/>
-      <w:r>
-        <w:t xml:space="preserve"> </w:t>
-      </w:r>
-      <w:hyperlink r:id="rId107">
+      <w:hyperlink r:id="rId108"/>
+      <w:r>
+        <w:t xml:space="preserve"> </w:t>
+      </w:r>
+      <w:hyperlink r:id="rId109">
         <w:r>
           <w:rPr>
             <w:rStyle w:val="Hyperlink"/>
@@ -11576,7 +11653,7 @@
         <w:t xml:space="preserve">Esperamos que encuentres estas publicaciones igualmente interesantes y útiles. ¡Disfruta de la lectura!</w:t>
       </w:r>
     </w:p>
-    <w:bookmarkEnd w:id="108"/>
+    <w:bookmarkEnd w:id="110"/>
     <w:p>
       <w:pPr>
         <w:pStyle w:val="Heading1"/>
@@ -11586,12 +11663,12 @@
       </w:r>
     </w:p>
     <w:sectPr>
-      <w:headerReference r:id="rId9" w:type="even"/>
-      <w:headerReference r:id="rId11" w:type="default"/>
-      <w:footerReference r:id="rId14" w:type="even"/>
-      <w:footerReference r:id="rId13" w:type="default"/>
-      <w:headerReference r:id="rId10" w:type="first"/>
-      <w:footerReference r:id="rId12" w:type="first"/>
+      <w:headerReference r:id="rId8" w:type="even"/>
+      <w:headerReference r:id="rId9" w:type="default"/>
+      <w:footerReference r:id="rId10" w:type="even"/>
+      <w:footerReference r:id="rId11" w:type="default"/>
+      <w:headerReference r:id="rId12" w:type="first"/>
+      <w:footerReference r:id="rId13" w:type="first"/>
       <w:pgSz w:h="15840" w:w="12240"/>
       <w:pgMar w:bottom="1440" w:footer="720" w:gutter="0" w:header="720" w:left="1440" w:right="1440" w:top="1440"/>
       <w:cols w:space="720"/>
